--- a/work/ПЛАН НА ТЕОРЕТИЧНАТА ЧАСТ.docx
+++ b/work/ПЛАН НА ТЕОРЕТИЧНАТА ЧАСТ.docx
@@ -1109,8 +1109,6 @@
         </w:rPr>
         <w:t>Сегментация</w:t>
       </w:r>
-      <w:bookmarkStart w:id="0" w:name="_GoBack"/>
-      <w:bookmarkEnd w:id="0"/>
     </w:p>
     <w:p>
       <w:pPr>
@@ -3472,6 +3470,15 @@
         </w:rPr>
         <w:t>12.2. Възможности за бъдещо развитие</w:t>
       </w:r>
+    </w:p>
+    <w:p>
+      <w:pPr>
+        <w:rPr>
+          <w:lang w:val="en-US"/>
+        </w:rPr>
+      </w:pPr>
+      <w:bookmarkStart w:id="0" w:name="_GoBack"/>
+      <w:bookmarkEnd w:id="0"/>
     </w:p>
     <w:p>
       <w:pPr>

--- a/work/ПЛАН НА ТЕОРЕТИЧНАТА ЧАСТ.docx
+++ b/work/ПЛАН НА ТЕОРЕТИЧНАТА ЧАСТ.docx
@@ -79,7 +79,7 @@
     </w:p>
     <w:p>
       <w:pPr>
-        <w:pStyle w:val="Heading1"/>
+        <w:pStyle w:val="1"/>
         <w:rPr>
           <w:rFonts w:ascii="Times New Roman" w:hAnsi="Times New Roman" w:cs="Times New Roman"/>
           <w:b/>
@@ -99,17 +99,17 @@
     </w:p>
     <w:p>
       <w:pPr>
-        <w:pStyle w:val="Heading2"/>
-        <w:rPr>
-          <w:rFonts w:ascii="Times New Roman" w:hAnsi="Times New Roman" w:cs="Times New Roman"/>
-          <w:sz w:val="28"/>
-          <w:szCs w:val="24"/>
-        </w:rPr>
-      </w:pPr>
-    </w:p>
-    <w:p>
-      <w:pPr>
-        <w:pStyle w:val="Heading2"/>
+        <w:pStyle w:val="2"/>
+        <w:rPr>
+          <w:rFonts w:ascii="Times New Roman" w:hAnsi="Times New Roman" w:cs="Times New Roman"/>
+          <w:sz w:val="28"/>
+          <w:szCs w:val="24"/>
+        </w:rPr>
+      </w:pPr>
+    </w:p>
+    <w:p>
+      <w:pPr>
+        <w:pStyle w:val="2"/>
         <w:rPr>
           <w:rFonts w:ascii="Times New Roman" w:hAnsi="Times New Roman" w:cs="Times New Roman"/>
           <w:sz w:val="28"/>
@@ -137,7 +137,7 @@
     </w:p>
     <w:p>
       <w:pPr>
-        <w:pStyle w:val="ListParagraph"/>
+        <w:pStyle w:val="a3"/>
         <w:numPr>
           <w:ilvl w:val="0"/>
           <w:numId w:val="1"/>
@@ -170,7 +170,7 @@
     </w:p>
     <w:p>
       <w:pPr>
-        <w:pStyle w:val="ListParagraph"/>
+        <w:pStyle w:val="a3"/>
         <w:numPr>
           <w:ilvl w:val="0"/>
           <w:numId w:val="1"/>
@@ -203,7 +203,7 @@
     </w:p>
     <w:p>
       <w:pPr>
-        <w:pStyle w:val="ListParagraph"/>
+        <w:pStyle w:val="a3"/>
         <w:numPr>
           <w:ilvl w:val="0"/>
           <w:numId w:val="1"/>
@@ -236,7 +236,7 @@
     </w:p>
     <w:p>
       <w:pPr>
-        <w:pStyle w:val="ListParagraph"/>
+        <w:pStyle w:val="a3"/>
         <w:numPr>
           <w:ilvl w:val="0"/>
           <w:numId w:val="1"/>
@@ -269,7 +269,7 @@
     </w:p>
     <w:p>
       <w:pPr>
-        <w:pStyle w:val="Heading2"/>
+        <w:pStyle w:val="2"/>
         <w:rPr>
           <w:rFonts w:ascii="Times New Roman" w:hAnsi="Times New Roman" w:cs="Times New Roman"/>
           <w:sz w:val="28"/>
@@ -297,7 +297,7 @@
     </w:p>
     <w:p>
       <w:pPr>
-        <w:pStyle w:val="ListParagraph"/>
+        <w:pStyle w:val="a3"/>
         <w:numPr>
           <w:ilvl w:val="0"/>
           <w:numId w:val="2"/>
@@ -330,7 +330,7 @@
     </w:p>
     <w:p>
       <w:pPr>
-        <w:pStyle w:val="ListParagraph"/>
+        <w:pStyle w:val="a3"/>
         <w:numPr>
           <w:ilvl w:val="0"/>
           <w:numId w:val="2"/>
@@ -363,7 +363,7 @@
     </w:p>
     <w:p>
       <w:pPr>
-        <w:pStyle w:val="ListParagraph"/>
+        <w:pStyle w:val="a3"/>
         <w:numPr>
           <w:ilvl w:val="0"/>
           <w:numId w:val="2"/>
@@ -396,7 +396,7 @@
     </w:p>
     <w:p>
       <w:pPr>
-        <w:pStyle w:val="Heading2"/>
+        <w:pStyle w:val="2"/>
         <w:rPr>
           <w:rFonts w:ascii="Times New Roman" w:hAnsi="Times New Roman" w:cs="Times New Roman"/>
           <w:sz w:val="28"/>
@@ -424,7 +424,7 @@
     </w:p>
     <w:p>
       <w:pPr>
-        <w:pStyle w:val="ListParagraph"/>
+        <w:pStyle w:val="a3"/>
         <w:numPr>
           <w:ilvl w:val="0"/>
           <w:numId w:val="3"/>
@@ -457,7 +457,7 @@
     </w:p>
     <w:p>
       <w:pPr>
-        <w:pStyle w:val="ListParagraph"/>
+        <w:pStyle w:val="a3"/>
         <w:numPr>
           <w:ilvl w:val="0"/>
           <w:numId w:val="3"/>
@@ -490,7 +490,7 @@
     </w:p>
     <w:p>
       <w:pPr>
-        <w:pStyle w:val="Heading2"/>
+        <w:pStyle w:val="2"/>
         <w:rPr>
           <w:rFonts w:ascii="Times New Roman" w:hAnsi="Times New Roman" w:cs="Times New Roman"/>
           <w:sz w:val="28"/>
@@ -518,7 +518,7 @@
     </w:p>
     <w:p>
       <w:pPr>
-        <w:pStyle w:val="ListParagraph"/>
+        <w:pStyle w:val="a3"/>
         <w:numPr>
           <w:ilvl w:val="0"/>
           <w:numId w:val="4"/>
@@ -551,7 +551,7 @@
     </w:p>
     <w:p>
       <w:pPr>
-        <w:pStyle w:val="ListParagraph"/>
+        <w:pStyle w:val="a3"/>
         <w:numPr>
           <w:ilvl w:val="0"/>
           <w:numId w:val="4"/>
@@ -584,7 +584,7 @@
     </w:p>
     <w:p>
       <w:pPr>
-        <w:pStyle w:val="ListParagraph"/>
+        <w:pStyle w:val="a3"/>
         <w:numPr>
           <w:ilvl w:val="0"/>
           <w:numId w:val="4"/>
@@ -617,7 +617,7 @@
     </w:p>
     <w:p>
       <w:pPr>
-        <w:pStyle w:val="ListParagraph"/>
+        <w:pStyle w:val="a3"/>
         <w:numPr>
           <w:ilvl w:val="0"/>
           <w:numId w:val="4"/>
@@ -650,7 +650,7 @@
     </w:p>
     <w:p>
       <w:pPr>
-        <w:pStyle w:val="Heading2"/>
+        <w:pStyle w:val="2"/>
         <w:rPr>
           <w:rFonts w:ascii="Times New Roman" w:hAnsi="Times New Roman" w:cs="Times New Roman"/>
           <w:sz w:val="28"/>
@@ -678,7 +678,7 @@
     </w:p>
     <w:p>
       <w:pPr>
-        <w:pStyle w:val="ListParagraph"/>
+        <w:pStyle w:val="a3"/>
         <w:numPr>
           <w:ilvl w:val="0"/>
           <w:numId w:val="5"/>
@@ -711,7 +711,7 @@
     </w:p>
     <w:p>
       <w:pPr>
-        <w:pStyle w:val="ListParagraph"/>
+        <w:pStyle w:val="a3"/>
         <w:numPr>
           <w:ilvl w:val="0"/>
           <w:numId w:val="5"/>
@@ -744,7 +744,7 @@
     </w:p>
     <w:p>
       <w:pPr>
-        <w:pStyle w:val="Heading2"/>
+        <w:pStyle w:val="2"/>
         <w:rPr>
           <w:rFonts w:ascii="Times New Roman" w:hAnsi="Times New Roman" w:cs="Times New Roman"/>
           <w:sz w:val="28"/>
@@ -772,7 +772,7 @@
     </w:p>
     <w:p>
       <w:pPr>
-        <w:pStyle w:val="ListParagraph"/>
+        <w:pStyle w:val="a3"/>
         <w:numPr>
           <w:ilvl w:val="0"/>
           <w:numId w:val="6"/>
@@ -805,7 +805,7 @@
     </w:p>
     <w:p>
       <w:pPr>
-        <w:pStyle w:val="ListParagraph"/>
+        <w:pStyle w:val="a3"/>
         <w:numPr>
           <w:ilvl w:val="0"/>
           <w:numId w:val="6"/>
@@ -838,7 +838,7 @@
     </w:p>
     <w:p>
       <w:pPr>
-        <w:pStyle w:val="ListParagraph"/>
+        <w:pStyle w:val="a3"/>
         <w:numPr>
           <w:ilvl w:val="0"/>
           <w:numId w:val="6"/>
@@ -871,7 +871,7 @@
     </w:p>
     <w:p>
       <w:pPr>
-        <w:pStyle w:val="Heading1"/>
+        <w:pStyle w:val="1"/>
         <w:rPr>
           <w:rFonts w:ascii="Times New Roman" w:hAnsi="Times New Roman" w:cs="Times New Roman"/>
           <w:b/>
@@ -901,7 +901,7 @@
     </w:p>
     <w:p>
       <w:pPr>
-        <w:pStyle w:val="Heading2"/>
+        <w:pStyle w:val="2"/>
         <w:rPr>
           <w:rFonts w:ascii="Times New Roman" w:hAnsi="Times New Roman" w:cs="Times New Roman"/>
           <w:sz w:val="28"/>
@@ -929,7 +929,7 @@
     </w:p>
     <w:p>
       <w:pPr>
-        <w:pStyle w:val="ListParagraph"/>
+        <w:pStyle w:val="a3"/>
         <w:numPr>
           <w:ilvl w:val="0"/>
           <w:numId w:val="7"/>
@@ -962,7 +962,7 @@
     </w:p>
     <w:p>
       <w:pPr>
-        <w:pStyle w:val="ListParagraph"/>
+        <w:pStyle w:val="a3"/>
         <w:numPr>
           <w:ilvl w:val="0"/>
           <w:numId w:val="7"/>
@@ -995,7 +995,7 @@
     </w:p>
     <w:p>
       <w:pPr>
-        <w:pStyle w:val="Heading2"/>
+        <w:pStyle w:val="2"/>
         <w:rPr>
           <w:rFonts w:ascii="Times New Roman" w:hAnsi="Times New Roman" w:cs="Times New Roman"/>
           <w:sz w:val="28"/>
@@ -1023,7 +1023,7 @@
     </w:p>
     <w:p>
       <w:pPr>
-        <w:pStyle w:val="ListParagraph"/>
+        <w:pStyle w:val="a3"/>
         <w:numPr>
           <w:ilvl w:val="0"/>
           <w:numId w:val="8"/>
@@ -1056,7 +1056,7 @@
     </w:p>
     <w:p>
       <w:pPr>
-        <w:pStyle w:val="ListParagraph"/>
+        <w:pStyle w:val="a3"/>
         <w:numPr>
           <w:ilvl w:val="0"/>
           <w:numId w:val="8"/>
@@ -1089,7 +1089,7 @@
     </w:p>
     <w:p>
       <w:pPr>
-        <w:pStyle w:val="ListParagraph"/>
+        <w:pStyle w:val="a3"/>
         <w:numPr>
           <w:ilvl w:val="0"/>
           <w:numId w:val="8"/>
@@ -1122,7 +1122,7 @@
     </w:p>
     <w:p>
       <w:pPr>
-        <w:pStyle w:val="ListParagraph"/>
+        <w:pStyle w:val="a3"/>
         <w:numPr>
           <w:ilvl w:val="0"/>
           <w:numId w:val="8"/>
@@ -1155,7 +1155,7 @@
     </w:p>
     <w:p>
       <w:pPr>
-        <w:pStyle w:val="Heading2"/>
+        <w:pStyle w:val="2"/>
         <w:rPr>
           <w:rFonts w:ascii="Times New Roman" w:hAnsi="Times New Roman" w:cs="Times New Roman"/>
           <w:sz w:val="28"/>
@@ -1183,7 +1183,7 @@
     </w:p>
     <w:p>
       <w:pPr>
-        <w:pStyle w:val="ListParagraph"/>
+        <w:pStyle w:val="a3"/>
         <w:numPr>
           <w:ilvl w:val="0"/>
           <w:numId w:val="9"/>
@@ -1216,7 +1216,7 @@
     </w:p>
     <w:p>
       <w:pPr>
-        <w:pStyle w:val="ListParagraph"/>
+        <w:pStyle w:val="a3"/>
         <w:numPr>
           <w:ilvl w:val="0"/>
           <w:numId w:val="9"/>
@@ -1250,7 +1250,7 @@
     </w:p>
     <w:p>
       <w:pPr>
-        <w:pStyle w:val="ListParagraph"/>
+        <w:pStyle w:val="a3"/>
         <w:numPr>
           <w:ilvl w:val="0"/>
           <w:numId w:val="9"/>
@@ -1283,7 +1283,7 @@
     </w:p>
     <w:p>
       <w:pPr>
-        <w:pStyle w:val="ListParagraph"/>
+        <w:pStyle w:val="a3"/>
         <w:numPr>
           <w:ilvl w:val="0"/>
           <w:numId w:val="9"/>
@@ -1306,17 +1306,17 @@
     </w:p>
     <w:p>
       <w:pPr>
-        <w:pStyle w:val="Heading2"/>
-        <w:rPr>
-          <w:rFonts w:ascii="Times New Roman" w:hAnsi="Times New Roman" w:cs="Times New Roman"/>
-          <w:sz w:val="28"/>
-          <w:szCs w:val="24"/>
-        </w:rPr>
-      </w:pPr>
-    </w:p>
-    <w:p>
-      <w:pPr>
-        <w:pStyle w:val="Heading2"/>
+        <w:pStyle w:val="2"/>
+        <w:rPr>
+          <w:rFonts w:ascii="Times New Roman" w:hAnsi="Times New Roman" w:cs="Times New Roman"/>
+          <w:sz w:val="28"/>
+          <w:szCs w:val="24"/>
+        </w:rPr>
+      </w:pPr>
+    </w:p>
+    <w:p>
+      <w:pPr>
+        <w:pStyle w:val="2"/>
         <w:rPr>
           <w:rFonts w:ascii="Times New Roman" w:hAnsi="Times New Roman" w:cs="Times New Roman"/>
           <w:sz w:val="28"/>
@@ -1344,7 +1344,7 @@
     </w:p>
     <w:p>
       <w:pPr>
-        <w:pStyle w:val="ListParagraph"/>
+        <w:pStyle w:val="a3"/>
         <w:numPr>
           <w:ilvl w:val="0"/>
           <w:numId w:val="10"/>
@@ -1377,7 +1377,7 @@
     </w:p>
     <w:p>
       <w:pPr>
-        <w:pStyle w:val="ListParagraph"/>
+        <w:pStyle w:val="a3"/>
         <w:numPr>
           <w:ilvl w:val="0"/>
           <w:numId w:val="10"/>
@@ -1410,7 +1410,7 @@
     </w:p>
     <w:p>
       <w:pPr>
-        <w:pStyle w:val="ListParagraph"/>
+        <w:pStyle w:val="a3"/>
         <w:numPr>
           <w:ilvl w:val="0"/>
           <w:numId w:val="10"/>
@@ -1443,7 +1443,7 @@
     </w:p>
     <w:p>
       <w:pPr>
-        <w:pStyle w:val="Heading1"/>
+        <w:pStyle w:val="1"/>
         <w:rPr>
           <w:rFonts w:ascii="Times New Roman" w:hAnsi="Times New Roman" w:cs="Times New Roman"/>
           <w:b/>
@@ -1473,7 +1473,7 @@
     </w:p>
     <w:p>
       <w:pPr>
-        <w:pStyle w:val="Heading2"/>
+        <w:pStyle w:val="2"/>
         <w:rPr>
           <w:rFonts w:ascii="Times New Roman" w:hAnsi="Times New Roman" w:cs="Times New Roman"/>
           <w:sz w:val="28"/>
@@ -1501,7 +1501,7 @@
     </w:p>
     <w:p>
       <w:pPr>
-        <w:pStyle w:val="ListParagraph"/>
+        <w:pStyle w:val="a3"/>
         <w:numPr>
           <w:ilvl w:val="0"/>
           <w:numId w:val="11"/>
@@ -1534,7 +1534,7 @@
     </w:p>
     <w:p>
       <w:pPr>
-        <w:pStyle w:val="ListParagraph"/>
+        <w:pStyle w:val="a3"/>
         <w:numPr>
           <w:ilvl w:val="0"/>
           <w:numId w:val="11"/>
@@ -1557,17 +1557,17 @@
     </w:p>
     <w:p>
       <w:pPr>
-        <w:pStyle w:val="Heading2"/>
-        <w:rPr>
-          <w:rFonts w:ascii="Times New Roman" w:hAnsi="Times New Roman" w:cs="Times New Roman"/>
-          <w:sz w:val="28"/>
-          <w:szCs w:val="24"/>
-        </w:rPr>
-      </w:pPr>
-    </w:p>
-    <w:p>
-      <w:pPr>
-        <w:pStyle w:val="Heading2"/>
+        <w:pStyle w:val="2"/>
+        <w:rPr>
+          <w:rFonts w:ascii="Times New Roman" w:hAnsi="Times New Roman" w:cs="Times New Roman"/>
+          <w:sz w:val="28"/>
+          <w:szCs w:val="24"/>
+        </w:rPr>
+      </w:pPr>
+    </w:p>
+    <w:p>
+      <w:pPr>
+        <w:pStyle w:val="2"/>
         <w:rPr>
           <w:rFonts w:ascii="Times New Roman" w:hAnsi="Times New Roman" w:cs="Times New Roman"/>
           <w:sz w:val="28"/>
@@ -1595,7 +1595,7 @@
     </w:p>
     <w:p>
       <w:pPr>
-        <w:pStyle w:val="ListParagraph"/>
+        <w:pStyle w:val="a3"/>
         <w:numPr>
           <w:ilvl w:val="0"/>
           <w:numId w:val="13"/>
@@ -1628,7 +1628,7 @@
     </w:p>
     <w:p>
       <w:pPr>
-        <w:pStyle w:val="ListParagraph"/>
+        <w:pStyle w:val="a3"/>
         <w:numPr>
           <w:ilvl w:val="0"/>
           <w:numId w:val="13"/>
@@ -1661,7 +1661,7 @@
     </w:p>
     <w:p>
       <w:pPr>
-        <w:pStyle w:val="Heading2"/>
+        <w:pStyle w:val="2"/>
         <w:rPr>
           <w:rFonts w:ascii="Times New Roman" w:hAnsi="Times New Roman" w:cs="Times New Roman"/>
           <w:sz w:val="28"/>
@@ -1689,7 +1689,7 @@
     </w:p>
     <w:p>
       <w:pPr>
-        <w:pStyle w:val="ListParagraph"/>
+        <w:pStyle w:val="a3"/>
         <w:numPr>
           <w:ilvl w:val="0"/>
           <w:numId w:val="14"/>
@@ -1722,7 +1722,7 @@
     </w:p>
     <w:p>
       <w:pPr>
-        <w:pStyle w:val="ListParagraph"/>
+        <w:pStyle w:val="a3"/>
         <w:numPr>
           <w:ilvl w:val="0"/>
           <w:numId w:val="14"/>
@@ -1755,7 +1755,7 @@
     </w:p>
     <w:p>
       <w:pPr>
-        <w:pStyle w:val="Heading2"/>
+        <w:pStyle w:val="2"/>
         <w:rPr>
           <w:rFonts w:ascii="Times New Roman" w:hAnsi="Times New Roman" w:cs="Times New Roman"/>
           <w:sz w:val="28"/>
@@ -1783,7 +1783,7 @@
     </w:p>
     <w:p>
       <w:pPr>
-        <w:pStyle w:val="ListParagraph"/>
+        <w:pStyle w:val="a3"/>
         <w:numPr>
           <w:ilvl w:val="0"/>
           <w:numId w:val="15"/>
@@ -1816,7 +1816,7 @@
     </w:p>
     <w:p>
       <w:pPr>
-        <w:pStyle w:val="ListParagraph"/>
+        <w:pStyle w:val="a3"/>
         <w:numPr>
           <w:ilvl w:val="0"/>
           <w:numId w:val="15"/>
@@ -1849,7 +1849,7 @@
     </w:p>
     <w:p>
       <w:pPr>
-        <w:pStyle w:val="ListParagraph"/>
+        <w:pStyle w:val="a3"/>
         <w:numPr>
           <w:ilvl w:val="0"/>
           <w:numId w:val="15"/>
@@ -1883,7 +1883,7 @@
     </w:p>
     <w:p>
       <w:pPr>
-        <w:pStyle w:val="Heading1"/>
+        <w:pStyle w:val="1"/>
         <w:rPr>
           <w:rFonts w:ascii="Times New Roman" w:hAnsi="Times New Roman" w:cs="Times New Roman"/>
           <w:b/>
@@ -1913,7 +1913,7 @@
     </w:p>
     <w:p>
       <w:pPr>
-        <w:pStyle w:val="Heading2"/>
+        <w:pStyle w:val="2"/>
         <w:rPr>
           <w:rFonts w:ascii="Times New Roman" w:hAnsi="Times New Roman" w:cs="Times New Roman"/>
           <w:sz w:val="28"/>
@@ -1941,7 +1941,7 @@
     </w:p>
     <w:p>
       <w:pPr>
-        <w:pStyle w:val="ListParagraph"/>
+        <w:pStyle w:val="a3"/>
         <w:numPr>
           <w:ilvl w:val="0"/>
           <w:numId w:val="16"/>
@@ -1974,7 +1974,7 @@
     </w:p>
     <w:p>
       <w:pPr>
-        <w:pStyle w:val="ListParagraph"/>
+        <w:pStyle w:val="a3"/>
         <w:numPr>
           <w:ilvl w:val="0"/>
           <w:numId w:val="16"/>
@@ -2007,7 +2007,7 @@
     </w:p>
     <w:p>
       <w:pPr>
-        <w:pStyle w:val="Heading2"/>
+        <w:pStyle w:val="2"/>
         <w:rPr>
           <w:rFonts w:ascii="Times New Roman" w:hAnsi="Times New Roman" w:cs="Times New Roman"/>
           <w:sz w:val="28"/>
@@ -2035,7 +2035,7 @@
     </w:p>
     <w:p>
       <w:pPr>
-        <w:pStyle w:val="ListParagraph"/>
+        <w:pStyle w:val="a3"/>
         <w:numPr>
           <w:ilvl w:val="0"/>
           <w:numId w:val="17"/>
@@ -2068,7 +2068,7 @@
     </w:p>
     <w:p>
       <w:pPr>
-        <w:pStyle w:val="ListParagraph"/>
+        <w:pStyle w:val="a3"/>
         <w:numPr>
           <w:ilvl w:val="0"/>
           <w:numId w:val="17"/>
@@ -2101,7 +2101,7 @@
     </w:p>
     <w:p>
       <w:pPr>
-        <w:pStyle w:val="Heading2"/>
+        <w:pStyle w:val="2"/>
         <w:rPr>
           <w:rFonts w:ascii="Times New Roman" w:hAnsi="Times New Roman" w:cs="Times New Roman"/>
           <w:sz w:val="28"/>
@@ -2129,7 +2129,7 @@
     </w:p>
     <w:p>
       <w:pPr>
-        <w:pStyle w:val="ListParagraph"/>
+        <w:pStyle w:val="a3"/>
         <w:numPr>
           <w:ilvl w:val="0"/>
           <w:numId w:val="18"/>
@@ -2162,7 +2162,7 @@
     </w:p>
     <w:p>
       <w:pPr>
-        <w:pStyle w:val="ListParagraph"/>
+        <w:pStyle w:val="a3"/>
         <w:numPr>
           <w:ilvl w:val="0"/>
           <w:numId w:val="18"/>
@@ -2185,17 +2185,17 @@
     </w:p>
     <w:p>
       <w:pPr>
-        <w:pStyle w:val="Heading2"/>
-        <w:rPr>
-          <w:rFonts w:ascii="Times New Roman" w:hAnsi="Times New Roman" w:cs="Times New Roman"/>
-          <w:sz w:val="28"/>
-          <w:szCs w:val="24"/>
-        </w:rPr>
-      </w:pPr>
-    </w:p>
-    <w:p>
-      <w:pPr>
-        <w:pStyle w:val="Heading2"/>
+        <w:pStyle w:val="2"/>
+        <w:rPr>
+          <w:rFonts w:ascii="Times New Roman" w:hAnsi="Times New Roman" w:cs="Times New Roman"/>
+          <w:sz w:val="28"/>
+          <w:szCs w:val="24"/>
+        </w:rPr>
+      </w:pPr>
+    </w:p>
+    <w:p>
+      <w:pPr>
+        <w:pStyle w:val="2"/>
         <w:rPr>
           <w:rFonts w:ascii="Times New Roman" w:hAnsi="Times New Roman" w:cs="Times New Roman"/>
           <w:sz w:val="28"/>
@@ -2223,7 +2223,7 @@
     </w:p>
     <w:p>
       <w:pPr>
-        <w:pStyle w:val="ListParagraph"/>
+        <w:pStyle w:val="a3"/>
         <w:numPr>
           <w:ilvl w:val="0"/>
           <w:numId w:val="12"/>
@@ -2256,7 +2256,7 @@
     </w:p>
     <w:p>
       <w:pPr>
-        <w:pStyle w:val="ListParagraph"/>
+        <w:pStyle w:val="a3"/>
         <w:numPr>
           <w:ilvl w:val="0"/>
           <w:numId w:val="12"/>
@@ -2289,7 +2289,7 @@
     </w:p>
     <w:p>
       <w:pPr>
-        <w:pStyle w:val="Heading2"/>
+        <w:pStyle w:val="2"/>
         <w:rPr>
           <w:rFonts w:ascii="Times New Roman" w:hAnsi="Times New Roman" w:cs="Times New Roman"/>
           <w:sz w:val="28"/>
@@ -2317,7 +2317,7 @@
     </w:p>
     <w:p>
       <w:pPr>
-        <w:pStyle w:val="ListParagraph"/>
+        <w:pStyle w:val="a3"/>
         <w:numPr>
           <w:ilvl w:val="0"/>
           <w:numId w:val="19"/>
@@ -2350,7 +2350,7 @@
     </w:p>
     <w:p>
       <w:pPr>
-        <w:pStyle w:val="ListParagraph"/>
+        <w:pStyle w:val="a3"/>
         <w:numPr>
           <w:ilvl w:val="0"/>
           <w:numId w:val="19"/>
@@ -2383,7 +2383,7 @@
     </w:p>
     <w:p>
       <w:pPr>
-        <w:pStyle w:val="Heading2"/>
+        <w:pStyle w:val="2"/>
         <w:rPr>
           <w:rFonts w:ascii="Times New Roman" w:hAnsi="Times New Roman" w:cs="Times New Roman"/>
           <w:sz w:val="28"/>
@@ -2411,7 +2411,7 @@
     </w:p>
     <w:p>
       <w:pPr>
-        <w:pStyle w:val="Heading1"/>
+        <w:pStyle w:val="1"/>
         <w:rPr>
           <w:rFonts w:ascii="Times New Roman" w:hAnsi="Times New Roman" w:cs="Times New Roman"/>
           <w:b/>
@@ -2441,7 +2441,7 @@
     </w:p>
     <w:p>
       <w:pPr>
-        <w:pStyle w:val="Heading2"/>
+        <w:pStyle w:val="2"/>
         <w:rPr>
           <w:rFonts w:ascii="Times New Roman" w:hAnsi="Times New Roman" w:cs="Times New Roman"/>
           <w:sz w:val="28"/>
@@ -2460,7 +2460,7 @@
     </w:p>
     <w:p>
       <w:pPr>
-        <w:pStyle w:val="Heading2"/>
+        <w:pStyle w:val="2"/>
         <w:rPr>
           <w:rFonts w:ascii="Times New Roman" w:hAnsi="Times New Roman" w:cs="Times New Roman"/>
           <w:sz w:val="28"/>
@@ -2478,7 +2478,7 @@
     </w:p>
     <w:p>
       <w:pPr>
-        <w:pStyle w:val="Heading2"/>
+        <w:pStyle w:val="2"/>
         <w:rPr>
           <w:rFonts w:ascii="Times New Roman" w:hAnsi="Times New Roman" w:cs="Times New Roman"/>
           <w:sz w:val="28"/>
@@ -2496,7 +2496,7 @@
     </w:p>
     <w:p>
       <w:pPr>
-        <w:pStyle w:val="Heading2"/>
+        <w:pStyle w:val="2"/>
         <w:rPr>
           <w:rFonts w:ascii="Times New Roman" w:hAnsi="Times New Roman" w:cs="Times New Roman"/>
           <w:sz w:val="28"/>
@@ -2525,7 +2525,7 @@
     </w:p>
     <w:p>
       <w:pPr>
-        <w:pStyle w:val="Heading1"/>
+        <w:pStyle w:val="1"/>
         <w:rPr>
           <w:rFonts w:ascii="Times New Roman" w:hAnsi="Times New Roman" w:cs="Times New Roman"/>
           <w:b/>
@@ -2555,7 +2555,7 @@
     </w:p>
     <w:p>
       <w:pPr>
-        <w:pStyle w:val="Heading2"/>
+        <w:pStyle w:val="2"/>
         <w:rPr>
           <w:rFonts w:ascii="Times New Roman" w:hAnsi="Times New Roman" w:cs="Times New Roman"/>
           <w:sz w:val="28"/>
@@ -2573,7 +2573,7 @@
     </w:p>
     <w:p>
       <w:pPr>
-        <w:pStyle w:val="Heading2"/>
+        <w:pStyle w:val="2"/>
         <w:rPr>
           <w:rFonts w:ascii="Times New Roman" w:hAnsi="Times New Roman" w:cs="Times New Roman"/>
           <w:sz w:val="28"/>
@@ -2601,7 +2601,7 @@
     </w:p>
     <w:p>
       <w:pPr>
-        <w:pStyle w:val="ListParagraph"/>
+        <w:pStyle w:val="a3"/>
         <w:numPr>
           <w:ilvl w:val="0"/>
           <w:numId w:val="20"/>
@@ -2634,7 +2634,7 @@
     </w:p>
     <w:p>
       <w:pPr>
-        <w:pStyle w:val="ListParagraph"/>
+        <w:pStyle w:val="a3"/>
         <w:numPr>
           <w:ilvl w:val="0"/>
           <w:numId w:val="20"/>
@@ -2667,7 +2667,7 @@
     </w:p>
     <w:p>
       <w:pPr>
-        <w:pStyle w:val="ListParagraph"/>
+        <w:pStyle w:val="a3"/>
         <w:numPr>
           <w:ilvl w:val="0"/>
           <w:numId w:val="20"/>
@@ -2700,7 +2700,7 @@
     </w:p>
     <w:p>
       <w:pPr>
-        <w:pStyle w:val="ListParagraph"/>
+        <w:pStyle w:val="a3"/>
         <w:numPr>
           <w:ilvl w:val="0"/>
           <w:numId w:val="20"/>
@@ -2733,7 +2733,7 @@
     </w:p>
     <w:p>
       <w:pPr>
-        <w:pStyle w:val="Heading2"/>
+        <w:pStyle w:val="2"/>
         <w:rPr>
           <w:rFonts w:ascii="Times New Roman" w:hAnsi="Times New Roman" w:cs="Times New Roman"/>
           <w:sz w:val="28"/>
@@ -2761,7 +2761,7 @@
     </w:p>
     <w:p>
       <w:pPr>
-        <w:pStyle w:val="ListParagraph"/>
+        <w:pStyle w:val="a3"/>
         <w:numPr>
           <w:ilvl w:val="0"/>
           <w:numId w:val="21"/>
@@ -2794,7 +2794,7 @@
     </w:p>
     <w:p>
       <w:pPr>
-        <w:pStyle w:val="ListParagraph"/>
+        <w:pStyle w:val="a3"/>
         <w:numPr>
           <w:ilvl w:val="0"/>
           <w:numId w:val="21"/>
@@ -2827,7 +2827,7 @@
     </w:p>
     <w:p>
       <w:pPr>
-        <w:pStyle w:val="Heading2"/>
+        <w:pStyle w:val="2"/>
         <w:rPr>
           <w:rFonts w:ascii="Times New Roman" w:hAnsi="Times New Roman" w:cs="Times New Roman"/>
           <w:sz w:val="28"/>
@@ -2855,7 +2855,7 @@
     </w:p>
     <w:p>
       <w:pPr>
-        <w:pStyle w:val="Heading1"/>
+        <w:pStyle w:val="1"/>
         <w:rPr>
           <w:rFonts w:ascii="Times New Roman" w:hAnsi="Times New Roman" w:cs="Times New Roman"/>
           <w:b/>
@@ -2875,614 +2875,603 @@
     </w:p>
     <w:p>
       <w:pPr>
-        <w:spacing w:after="0" w:line="240" w:lineRule="auto"/>
-        <w:rPr>
-          <w:rFonts w:ascii="Times New Roman" w:hAnsi="Times New Roman" w:cs="Times New Roman"/>
-          <w:sz w:val="28"/>
-          <w:szCs w:val="24"/>
-        </w:rPr>
-      </w:pPr>
-    </w:p>
-    <w:p>
-      <w:pPr>
-        <w:pStyle w:val="Heading2"/>
-        <w:rPr>
-          <w:rFonts w:ascii="Times New Roman" w:hAnsi="Times New Roman" w:cs="Times New Roman"/>
-          <w:sz w:val="28"/>
-          <w:szCs w:val="24"/>
-        </w:rPr>
-      </w:pPr>
-      <w:r>
-        <w:rPr>
-          <w:rFonts w:ascii="Times New Roman" w:hAnsi="Times New Roman" w:cs="Times New Roman"/>
-          <w:sz w:val="28"/>
-          <w:szCs w:val="24"/>
-        </w:rPr>
-        <w:lastRenderedPageBreak/>
-        <w:t>7.1. Alpha канал и RGBA модел</w:t>
-      </w:r>
-    </w:p>
-    <w:p>
-      <w:pPr>
-        <w:pStyle w:val="Heading2"/>
-        <w:rPr>
-          <w:rFonts w:ascii="Times New Roman" w:hAnsi="Times New Roman" w:cs="Times New Roman"/>
-          <w:sz w:val="28"/>
-          <w:szCs w:val="24"/>
-        </w:rPr>
-      </w:pPr>
-      <w:r>
-        <w:rPr>
-          <w:rFonts w:ascii="Times New Roman" w:hAnsi="Times New Roman" w:cs="Times New Roman"/>
-          <w:sz w:val="28"/>
-          <w:szCs w:val="24"/>
-        </w:rPr>
-        <w:t>7.2. Теория на alpha blending</w:t>
-      </w:r>
-    </w:p>
-    <w:p>
-      <w:pPr>
-        <w:pStyle w:val="Heading2"/>
-        <w:rPr>
-          <w:rFonts w:ascii="Times New Roman" w:hAnsi="Times New Roman" w:cs="Times New Roman"/>
-          <w:sz w:val="28"/>
-          <w:szCs w:val="24"/>
-        </w:rPr>
-      </w:pPr>
-      <w:r>
-        <w:rPr>
-          <w:rFonts w:ascii="Times New Roman" w:hAnsi="Times New Roman" w:cs="Times New Roman"/>
-          <w:sz w:val="28"/>
-          <w:szCs w:val="24"/>
-        </w:rPr>
-        <w:t>7.3. Наслагване на PNG изображения</w:t>
-      </w:r>
-    </w:p>
-    <w:p>
-      <w:pPr>
-        <w:pStyle w:val="Heading2"/>
-        <w:rPr>
-          <w:rFonts w:ascii="Times New Roman" w:hAnsi="Times New Roman" w:cs="Times New Roman"/>
-          <w:sz w:val="28"/>
-          <w:szCs w:val="24"/>
-        </w:rPr>
-      </w:pPr>
-      <w:r>
-        <w:rPr>
-          <w:rFonts w:ascii="Times New Roman" w:hAnsi="Times New Roman" w:cs="Times New Roman"/>
-          <w:sz w:val="28"/>
-          <w:szCs w:val="24"/>
-        </w:rPr>
-        <w:t>7.4. Значение за реалистичен визуален резултат</w:t>
-      </w:r>
-    </w:p>
-    <w:p>
-      <w:pPr>
-        <w:pStyle w:val="Heading1"/>
-        <w:rPr>
-          <w:rFonts w:ascii="Times New Roman" w:hAnsi="Times New Roman" w:cs="Times New Roman"/>
-          <w:b/>
-          <w:sz w:val="28"/>
-          <w:szCs w:val="24"/>
-        </w:rPr>
-      </w:pPr>
-      <w:r>
-        <w:rPr>
-          <w:rFonts w:ascii="Times New Roman" w:hAnsi="Times New Roman" w:cs="Times New Roman"/>
-          <w:b/>
-          <w:sz w:val="28"/>
-          <w:szCs w:val="24"/>
-        </w:rPr>
-        <w:t>8. Математическа основа на проекта</w:t>
-      </w:r>
-    </w:p>
-    <w:p>
-      <w:pPr>
-        <w:pStyle w:val="Heading2"/>
-        <w:rPr>
-          <w:rFonts w:ascii="Times New Roman" w:hAnsi="Times New Roman" w:cs="Times New Roman"/>
-          <w:sz w:val="28"/>
-          <w:szCs w:val="24"/>
-        </w:rPr>
-      </w:pPr>
-    </w:p>
-    <w:p>
-      <w:pPr>
-        <w:pStyle w:val="Heading2"/>
-        <w:rPr>
-          <w:rFonts w:ascii="Times New Roman" w:hAnsi="Times New Roman" w:cs="Times New Roman"/>
-          <w:sz w:val="28"/>
-          <w:szCs w:val="24"/>
-        </w:rPr>
-      </w:pPr>
-      <w:r>
-        <w:rPr>
-          <w:rFonts w:ascii="Times New Roman" w:hAnsi="Times New Roman" w:cs="Times New Roman"/>
-          <w:sz w:val="28"/>
-          <w:szCs w:val="24"/>
-        </w:rPr>
-        <w:t>8.1. Работа с координатни системи</w:t>
-      </w:r>
-    </w:p>
-    <w:p>
-      <w:pPr>
-        <w:pStyle w:val="Heading2"/>
-        <w:rPr>
-          <w:rFonts w:ascii="Times New Roman" w:hAnsi="Times New Roman" w:cs="Times New Roman"/>
-          <w:sz w:val="28"/>
-          <w:szCs w:val="24"/>
-        </w:rPr>
-      </w:pPr>
-      <w:r>
-        <w:rPr>
-          <w:rFonts w:ascii="Times New Roman" w:hAnsi="Times New Roman" w:cs="Times New Roman"/>
-          <w:sz w:val="28"/>
-          <w:szCs w:val="24"/>
-        </w:rPr>
-        <w:t>8.2. Изчисляване на разстояние между точки</w:t>
-      </w:r>
-    </w:p>
-    <w:p>
-      <w:pPr>
-        <w:pStyle w:val="Heading2"/>
-        <w:rPr>
-          <w:rFonts w:ascii="Times New Roman" w:hAnsi="Times New Roman" w:cs="Times New Roman"/>
-          <w:sz w:val="28"/>
-          <w:szCs w:val="24"/>
-        </w:rPr>
-      </w:pPr>
-      <w:r>
-        <w:rPr>
-          <w:rFonts w:ascii="Times New Roman" w:hAnsi="Times New Roman" w:cs="Times New Roman"/>
-          <w:sz w:val="28"/>
-          <w:szCs w:val="24"/>
-        </w:rPr>
-        <w:t>8.3. Изчисляване на ъгъл и ориентация на пръст</w:t>
-      </w:r>
-    </w:p>
-    <w:p>
-      <w:pPr>
-        <w:spacing w:after="0" w:line="240" w:lineRule="auto"/>
-        <w:rPr>
-          <w:rFonts w:ascii="Times New Roman" w:hAnsi="Times New Roman" w:cs="Times New Roman"/>
-          <w:sz w:val="28"/>
-          <w:szCs w:val="24"/>
-        </w:rPr>
-      </w:pPr>
-    </w:p>
-    <w:p>
-      <w:pPr>
-        <w:pStyle w:val="Heading1"/>
-        <w:rPr>
-          <w:rFonts w:ascii="Times New Roman" w:hAnsi="Times New Roman" w:cs="Times New Roman"/>
-          <w:b/>
-          <w:sz w:val="28"/>
-          <w:szCs w:val="24"/>
-        </w:rPr>
-      </w:pPr>
-      <w:r>
-        <w:rPr>
-          <w:rFonts w:ascii="Times New Roman" w:hAnsi="Times New Roman" w:cs="Times New Roman"/>
-          <w:b/>
-          <w:sz w:val="28"/>
-          <w:szCs w:val="24"/>
-        </w:rPr>
-        <w:t>9. Архитектура и използвани технологии</w:t>
-      </w:r>
-    </w:p>
-    <w:p>
-      <w:pPr>
-        <w:pStyle w:val="Heading2"/>
-        <w:rPr>
-          <w:rFonts w:ascii="Times New Roman" w:hAnsi="Times New Roman" w:cs="Times New Roman"/>
-          <w:sz w:val="28"/>
-          <w:szCs w:val="24"/>
-        </w:rPr>
-      </w:pPr>
-    </w:p>
-    <w:p>
-      <w:pPr>
-        <w:pStyle w:val="Heading2"/>
-        <w:rPr>
-          <w:rFonts w:ascii="Times New Roman" w:hAnsi="Times New Roman" w:cs="Times New Roman"/>
-          <w:sz w:val="28"/>
-          <w:szCs w:val="24"/>
-        </w:rPr>
-      </w:pPr>
-      <w:r>
-        <w:rPr>
-          <w:rFonts w:ascii="Times New Roman" w:hAnsi="Times New Roman" w:cs="Times New Roman"/>
-          <w:sz w:val="28"/>
-          <w:szCs w:val="24"/>
-        </w:rPr>
-        <w:t>9.1. Клиент-сървър архитектура</w:t>
-      </w:r>
-    </w:p>
-    <w:p>
-      <w:pPr>
-        <w:pStyle w:val="Heading2"/>
-        <w:rPr>
-          <w:rFonts w:ascii="Times New Roman" w:hAnsi="Times New Roman" w:cs="Times New Roman"/>
-          <w:sz w:val="28"/>
-          <w:szCs w:val="24"/>
-        </w:rPr>
-      </w:pPr>
-      <w:r>
-        <w:rPr>
-          <w:rFonts w:ascii="Times New Roman" w:hAnsi="Times New Roman" w:cs="Times New Roman"/>
-          <w:sz w:val="28"/>
-          <w:szCs w:val="24"/>
-        </w:rPr>
-        <w:t>9.2. Уеб framework Django</w:t>
-      </w:r>
-    </w:p>
-    <w:p>
-      <w:pPr>
-        <w:pStyle w:val="Heading2"/>
-        <w:rPr>
-          <w:rFonts w:ascii="Times New Roman" w:hAnsi="Times New Roman" w:cs="Times New Roman"/>
-          <w:sz w:val="28"/>
-          <w:szCs w:val="24"/>
-        </w:rPr>
-      </w:pPr>
-      <w:r>
-        <w:rPr>
-          <w:rFonts w:ascii="Times New Roman" w:hAnsi="Times New Roman" w:cs="Times New Roman"/>
-          <w:sz w:val="28"/>
-          <w:szCs w:val="24"/>
-        </w:rPr>
-        <w:t>9.3. Frontend технологии – HTML, CSS, JavaScript, Vue.js</w:t>
-      </w:r>
-    </w:p>
-    <w:p>
-      <w:pPr>
-        <w:pStyle w:val="Heading2"/>
-        <w:rPr>
-          <w:rFonts w:ascii="Times New Roman" w:hAnsi="Times New Roman" w:cs="Times New Roman"/>
-          <w:sz w:val="28"/>
-          <w:szCs w:val="24"/>
-        </w:rPr>
-      </w:pPr>
-      <w:r>
-        <w:rPr>
-          <w:rFonts w:ascii="Times New Roman" w:hAnsi="Times New Roman" w:cs="Times New Roman"/>
-          <w:sz w:val="28"/>
-          <w:szCs w:val="24"/>
-        </w:rPr>
-        <w:t>9.4. Поток на данните в приложението</w:t>
-      </w:r>
-    </w:p>
-    <w:p>
-      <w:pPr>
-        <w:spacing w:after="0" w:line="240" w:lineRule="auto"/>
-        <w:rPr>
-          <w:rFonts w:ascii="Times New Roman" w:hAnsi="Times New Roman" w:cs="Times New Roman"/>
-          <w:sz w:val="28"/>
-          <w:szCs w:val="24"/>
-        </w:rPr>
-      </w:pPr>
-    </w:p>
-    <w:p>
-      <w:pPr>
-        <w:pStyle w:val="Heading1"/>
-        <w:rPr>
-          <w:rFonts w:ascii="Times New Roman" w:hAnsi="Times New Roman" w:cs="Times New Roman"/>
-          <w:b/>
-          <w:sz w:val="28"/>
-          <w:szCs w:val="24"/>
-        </w:rPr>
-      </w:pPr>
-      <w:r>
-        <w:rPr>
-          <w:rFonts w:ascii="Times New Roman" w:hAnsi="Times New Roman" w:cs="Times New Roman"/>
-          <w:b/>
-          <w:sz w:val="28"/>
-          <w:szCs w:val="24"/>
-        </w:rPr>
-        <w:t>10. Реализация на приложението „Виртуално студио за маникюр“</w:t>
-      </w:r>
-    </w:p>
-    <w:p>
-      <w:pPr>
-        <w:spacing w:after="0" w:line="240" w:lineRule="auto"/>
-        <w:rPr>
-          <w:rFonts w:ascii="Times New Roman" w:hAnsi="Times New Roman" w:cs="Times New Roman"/>
-          <w:sz w:val="28"/>
-          <w:szCs w:val="24"/>
-        </w:rPr>
-      </w:pPr>
-    </w:p>
-    <w:p>
-      <w:pPr>
-        <w:pStyle w:val="Heading2"/>
-        <w:rPr>
-          <w:rFonts w:ascii="Times New Roman" w:hAnsi="Times New Roman" w:cs="Times New Roman"/>
-          <w:sz w:val="28"/>
-          <w:szCs w:val="24"/>
-        </w:rPr>
-      </w:pPr>
-      <w:r>
-        <w:rPr>
-          <w:rFonts w:ascii="Times New Roman" w:hAnsi="Times New Roman" w:cs="Times New Roman"/>
-          <w:sz w:val="28"/>
-          <w:szCs w:val="24"/>
-        </w:rPr>
-        <w:t>10.1. Обща концепция на приложението</w:t>
-      </w:r>
-    </w:p>
-    <w:p>
-      <w:pPr>
-        <w:pStyle w:val="Heading2"/>
-        <w:rPr>
-          <w:rFonts w:ascii="Times New Roman" w:hAnsi="Times New Roman" w:cs="Times New Roman"/>
-          <w:sz w:val="28"/>
-          <w:szCs w:val="24"/>
-        </w:rPr>
-      </w:pPr>
-      <w:r>
-        <w:rPr>
-          <w:rFonts w:ascii="Times New Roman" w:hAnsi="Times New Roman" w:cs="Times New Roman"/>
-          <w:sz w:val="28"/>
-          <w:szCs w:val="24"/>
-        </w:rPr>
-        <w:t>10.2. Потребителски интерфейс и потребителски сценарий</w:t>
-      </w:r>
-    </w:p>
-    <w:p>
-      <w:pPr>
-        <w:pStyle w:val="Heading2"/>
-        <w:rPr>
-          <w:rFonts w:ascii="Times New Roman" w:hAnsi="Times New Roman" w:cs="Times New Roman"/>
-          <w:sz w:val="28"/>
-          <w:szCs w:val="24"/>
-        </w:rPr>
-      </w:pPr>
-      <w:r>
-        <w:rPr>
-          <w:rFonts w:ascii="Times New Roman" w:hAnsi="Times New Roman" w:cs="Times New Roman"/>
-          <w:sz w:val="28"/>
-          <w:szCs w:val="24"/>
-        </w:rPr>
-        <w:t>10.3. Алгоритъм за обработка на изображението</w:t>
-      </w:r>
-    </w:p>
-    <w:p>
-      <w:pPr>
-        <w:pStyle w:val="Heading2"/>
-        <w:rPr>
-          <w:rFonts w:ascii="Times New Roman" w:hAnsi="Times New Roman" w:cs="Times New Roman"/>
-          <w:sz w:val="28"/>
-          <w:szCs w:val="24"/>
-        </w:rPr>
-      </w:pPr>
-      <w:r>
-        <w:rPr>
-          <w:rFonts w:ascii="Times New Roman" w:hAnsi="Times New Roman" w:cs="Times New Roman"/>
-          <w:sz w:val="28"/>
-          <w:szCs w:val="24"/>
-        </w:rPr>
-        <w:t>10.4. Геометрично напасване на маникюр моделите</w:t>
-      </w:r>
-    </w:p>
-    <w:p>
-      <w:pPr>
-        <w:pStyle w:val="Heading2"/>
-        <w:rPr>
-          <w:rFonts w:ascii="Times New Roman" w:hAnsi="Times New Roman" w:cs="Times New Roman"/>
-          <w:sz w:val="28"/>
-          <w:szCs w:val="24"/>
-        </w:rPr>
-      </w:pPr>
-      <w:r>
-        <w:rPr>
-          <w:rFonts w:ascii="Times New Roman" w:hAnsi="Times New Roman" w:cs="Times New Roman"/>
-          <w:sz w:val="28"/>
-          <w:szCs w:val="24"/>
-        </w:rPr>
-        <w:t>10.5. Наслагване и визуализация на резултата</w:t>
-      </w:r>
-    </w:p>
-    <w:p>
-      <w:pPr>
-        <w:pStyle w:val="Heading2"/>
-        <w:rPr>
-          <w:rFonts w:ascii="Times New Roman" w:hAnsi="Times New Roman" w:cs="Times New Roman"/>
-          <w:sz w:val="28"/>
-          <w:szCs w:val="24"/>
-        </w:rPr>
-      </w:pPr>
-      <w:r>
-        <w:rPr>
-          <w:rFonts w:ascii="Times New Roman" w:hAnsi="Times New Roman" w:cs="Times New Roman"/>
-          <w:sz w:val="28"/>
-          <w:szCs w:val="24"/>
-        </w:rPr>
-        <w:t>10.6. Примерни входни и изходни изображения</w:t>
-      </w:r>
-    </w:p>
-    <w:p>
-      <w:pPr>
-        <w:pStyle w:val="Heading2"/>
-        <w:rPr>
-          <w:rFonts w:ascii="Times New Roman" w:hAnsi="Times New Roman" w:cs="Times New Roman"/>
-          <w:sz w:val="28"/>
-          <w:szCs w:val="24"/>
-        </w:rPr>
-      </w:pPr>
-      <w:r>
-        <w:rPr>
-          <w:rFonts w:ascii="Times New Roman" w:hAnsi="Times New Roman" w:cs="Times New Roman"/>
-          <w:sz w:val="28"/>
-          <w:szCs w:val="24"/>
-        </w:rPr>
-        <w:t>10.7. Тестване и демонстрация</w:t>
-      </w:r>
-    </w:p>
-    <w:p>
-      <w:pPr>
-        <w:spacing w:after="0" w:line="240" w:lineRule="auto"/>
-        <w:rPr>
-          <w:rFonts w:ascii="Times New Roman" w:hAnsi="Times New Roman" w:cs="Times New Roman"/>
-          <w:sz w:val="28"/>
-          <w:szCs w:val="24"/>
-        </w:rPr>
-      </w:pPr>
-    </w:p>
-    <w:p>
-      <w:pPr>
-        <w:pStyle w:val="Heading1"/>
-        <w:rPr>
-          <w:rFonts w:ascii="Times New Roman" w:hAnsi="Times New Roman" w:cs="Times New Roman"/>
-          <w:b/>
-          <w:sz w:val="28"/>
-          <w:szCs w:val="24"/>
-        </w:rPr>
-      </w:pPr>
-      <w:r>
-        <w:rPr>
-          <w:rFonts w:ascii="Times New Roman" w:hAnsi="Times New Roman" w:cs="Times New Roman"/>
-          <w:b/>
-          <w:sz w:val="28"/>
-          <w:szCs w:val="24"/>
-        </w:rPr>
-        <w:t>11. Предимства и ограничения на разработеното решение</w:t>
-      </w:r>
-    </w:p>
-    <w:p>
-      <w:pPr>
-        <w:spacing w:after="0" w:line="240" w:lineRule="auto"/>
-        <w:rPr>
-          <w:rFonts w:ascii="Times New Roman" w:hAnsi="Times New Roman" w:cs="Times New Roman"/>
-          <w:sz w:val="28"/>
-          <w:szCs w:val="24"/>
-        </w:rPr>
-      </w:pPr>
-    </w:p>
-    <w:p>
-      <w:pPr>
-        <w:pStyle w:val="Heading2"/>
-        <w:rPr>
-          <w:rFonts w:ascii="Times New Roman" w:hAnsi="Times New Roman" w:cs="Times New Roman"/>
-          <w:sz w:val="28"/>
-          <w:szCs w:val="24"/>
-        </w:rPr>
-      </w:pPr>
-      <w:r>
-        <w:rPr>
-          <w:rFonts w:ascii="Times New Roman" w:hAnsi="Times New Roman" w:cs="Times New Roman"/>
-          <w:sz w:val="28"/>
-          <w:szCs w:val="24"/>
-        </w:rPr>
-        <w:t>11.1. Предимства на приложението</w:t>
-      </w:r>
-    </w:p>
-    <w:p>
-      <w:pPr>
-        <w:pStyle w:val="Heading2"/>
-        <w:rPr>
-          <w:rFonts w:ascii="Times New Roman" w:hAnsi="Times New Roman" w:cs="Times New Roman"/>
-          <w:sz w:val="28"/>
-          <w:szCs w:val="24"/>
-        </w:rPr>
-      </w:pPr>
-      <w:r>
-        <w:rPr>
-          <w:rFonts w:ascii="Times New Roman" w:hAnsi="Times New Roman" w:cs="Times New Roman"/>
-          <w:sz w:val="28"/>
-          <w:szCs w:val="24"/>
-        </w:rPr>
-        <w:t>11.2. Ограничения и възможни проблеми</w:t>
-      </w:r>
-    </w:p>
-    <w:p>
-      <w:pPr>
-        <w:spacing w:after="0" w:line="240" w:lineRule="auto"/>
-        <w:rPr>
-          <w:rFonts w:ascii="Times New Roman" w:hAnsi="Times New Roman" w:cs="Times New Roman"/>
-          <w:sz w:val="28"/>
-          <w:szCs w:val="24"/>
-        </w:rPr>
-      </w:pPr>
-    </w:p>
-    <w:p>
-      <w:pPr>
-        <w:pStyle w:val="Heading1"/>
-        <w:rPr>
-          <w:rFonts w:ascii="Times New Roman" w:hAnsi="Times New Roman" w:cs="Times New Roman"/>
-          <w:b/>
-          <w:sz w:val="28"/>
-          <w:szCs w:val="24"/>
-        </w:rPr>
-      </w:pPr>
-      <w:r>
-        <w:rPr>
-          <w:rFonts w:ascii="Times New Roman" w:hAnsi="Times New Roman" w:cs="Times New Roman"/>
-          <w:b/>
-          <w:sz w:val="28"/>
-          <w:szCs w:val="24"/>
-        </w:rPr>
-        <w:t>12. Заключение</w:t>
-      </w:r>
-    </w:p>
-    <w:p>
-      <w:pPr>
-        <w:spacing w:after="0" w:line="240" w:lineRule="auto"/>
-        <w:rPr>
-          <w:rFonts w:ascii="Times New Roman" w:hAnsi="Times New Roman" w:cs="Times New Roman"/>
-          <w:sz w:val="28"/>
-          <w:szCs w:val="24"/>
-        </w:rPr>
-      </w:pPr>
-    </w:p>
-    <w:p>
-      <w:pPr>
-        <w:pStyle w:val="Heading2"/>
-        <w:rPr>
-          <w:rFonts w:ascii="Times New Roman" w:hAnsi="Times New Roman" w:cs="Times New Roman"/>
-          <w:sz w:val="28"/>
-          <w:szCs w:val="24"/>
-        </w:rPr>
-      </w:pPr>
-      <w:r>
-        <w:rPr>
-          <w:rFonts w:ascii="Times New Roman" w:hAnsi="Times New Roman" w:cs="Times New Roman"/>
-          <w:sz w:val="28"/>
-          <w:szCs w:val="24"/>
-        </w:rPr>
-        <w:lastRenderedPageBreak/>
-        <w:t>12.1. Постигнати резултати</w:t>
-      </w:r>
-    </w:p>
-    <w:p>
-      <w:pPr>
-        <w:pStyle w:val="Heading2"/>
-        <w:rPr>
-          <w:rFonts w:ascii="Times New Roman" w:hAnsi="Times New Roman" w:cs="Times New Roman"/>
-          <w:sz w:val="28"/>
-          <w:szCs w:val="24"/>
-        </w:rPr>
-      </w:pPr>
-      <w:r>
-        <w:rPr>
-          <w:rFonts w:ascii="Times New Roman" w:hAnsi="Times New Roman" w:cs="Times New Roman"/>
-          <w:sz w:val="28"/>
-          <w:szCs w:val="24"/>
-        </w:rPr>
-        <w:t>12.2. Възможности за бъдещо развитие</w:t>
-      </w:r>
-    </w:p>
-    <w:p>
-      <w:pPr>
-        <w:rPr>
-          <w:lang w:val="en-US"/>
+        <w:pStyle w:val="2"/>
+        <w:rPr>
+          <w:rFonts w:ascii="Times New Roman" w:hAnsi="Times New Roman" w:cs="Times New Roman"/>
+          <w:sz w:val="28"/>
+          <w:szCs w:val="24"/>
         </w:rPr>
       </w:pPr>
       <w:bookmarkStart w:id="0" w:name="_GoBack"/>
       <w:bookmarkEnd w:id="0"/>
-    </w:p>
-    <w:p>
-      <w:pPr>
-        <w:pStyle w:val="Heading1"/>
+      <w:r>
+        <w:rPr>
+          <w:rFonts w:ascii="Times New Roman" w:hAnsi="Times New Roman" w:cs="Times New Roman"/>
+          <w:sz w:val="28"/>
+          <w:szCs w:val="24"/>
+        </w:rPr>
+        <w:t>7.1. Alpha канал и RGBA модел</w:t>
+      </w:r>
+    </w:p>
+    <w:p>
+      <w:pPr>
+        <w:pStyle w:val="2"/>
+        <w:rPr>
+          <w:rFonts w:ascii="Times New Roman" w:hAnsi="Times New Roman" w:cs="Times New Roman"/>
+          <w:sz w:val="28"/>
+          <w:szCs w:val="24"/>
+        </w:rPr>
+      </w:pPr>
+      <w:r>
+        <w:rPr>
+          <w:rFonts w:ascii="Times New Roman" w:hAnsi="Times New Roman" w:cs="Times New Roman"/>
+          <w:sz w:val="28"/>
+          <w:szCs w:val="24"/>
+        </w:rPr>
+        <w:t>7.2. Теория на alpha blending</w:t>
+      </w:r>
+    </w:p>
+    <w:p>
+      <w:pPr>
+        <w:pStyle w:val="2"/>
+        <w:rPr>
+          <w:rFonts w:ascii="Times New Roman" w:hAnsi="Times New Roman" w:cs="Times New Roman"/>
+          <w:sz w:val="28"/>
+          <w:szCs w:val="24"/>
+        </w:rPr>
+      </w:pPr>
+      <w:r>
+        <w:rPr>
+          <w:rFonts w:ascii="Times New Roman" w:hAnsi="Times New Roman" w:cs="Times New Roman"/>
+          <w:sz w:val="28"/>
+          <w:szCs w:val="24"/>
+        </w:rPr>
+        <w:t>7.3. Наслагване на PNG изображения</w:t>
+      </w:r>
+    </w:p>
+    <w:p>
+      <w:pPr>
+        <w:pStyle w:val="2"/>
+        <w:rPr>
+          <w:rFonts w:ascii="Times New Roman" w:hAnsi="Times New Roman" w:cs="Times New Roman"/>
+          <w:sz w:val="28"/>
+          <w:szCs w:val="24"/>
+        </w:rPr>
+      </w:pPr>
+      <w:r>
+        <w:rPr>
+          <w:rFonts w:ascii="Times New Roman" w:hAnsi="Times New Roman" w:cs="Times New Roman"/>
+          <w:sz w:val="28"/>
+          <w:szCs w:val="24"/>
+        </w:rPr>
+        <w:t>7.4. Значение за реалистичен визуален резултат</w:t>
+      </w:r>
+    </w:p>
+    <w:p>
+      <w:pPr>
+        <w:pStyle w:val="1"/>
+        <w:rPr>
+          <w:rFonts w:ascii="Times New Roman" w:hAnsi="Times New Roman" w:cs="Times New Roman"/>
+          <w:b/>
+          <w:sz w:val="28"/>
+          <w:szCs w:val="24"/>
+        </w:rPr>
+      </w:pPr>
+      <w:r>
+        <w:rPr>
+          <w:rFonts w:ascii="Times New Roman" w:hAnsi="Times New Roman" w:cs="Times New Roman"/>
+          <w:b/>
+          <w:sz w:val="28"/>
+          <w:szCs w:val="24"/>
+        </w:rPr>
+        <w:t>8. Математическа основа на проекта</w:t>
+      </w:r>
+    </w:p>
+    <w:p>
+      <w:pPr>
+        <w:pStyle w:val="2"/>
+        <w:rPr>
+          <w:rFonts w:ascii="Times New Roman" w:hAnsi="Times New Roman" w:cs="Times New Roman"/>
+          <w:sz w:val="28"/>
+          <w:szCs w:val="24"/>
+        </w:rPr>
+      </w:pPr>
+    </w:p>
+    <w:p>
+      <w:pPr>
+        <w:pStyle w:val="2"/>
+        <w:rPr>
+          <w:rFonts w:ascii="Times New Roman" w:hAnsi="Times New Roman" w:cs="Times New Roman"/>
+          <w:sz w:val="28"/>
+          <w:szCs w:val="24"/>
+        </w:rPr>
+      </w:pPr>
+      <w:r>
+        <w:rPr>
+          <w:rFonts w:ascii="Times New Roman" w:hAnsi="Times New Roman" w:cs="Times New Roman"/>
+          <w:sz w:val="28"/>
+          <w:szCs w:val="24"/>
+        </w:rPr>
+        <w:t>8.1. Работа с координатни системи</w:t>
+      </w:r>
+    </w:p>
+    <w:p>
+      <w:pPr>
+        <w:pStyle w:val="2"/>
+        <w:rPr>
+          <w:rFonts w:ascii="Times New Roman" w:hAnsi="Times New Roman" w:cs="Times New Roman"/>
+          <w:sz w:val="28"/>
+          <w:szCs w:val="24"/>
+        </w:rPr>
+      </w:pPr>
+      <w:r>
+        <w:rPr>
+          <w:rFonts w:ascii="Times New Roman" w:hAnsi="Times New Roman" w:cs="Times New Roman"/>
+          <w:sz w:val="28"/>
+          <w:szCs w:val="24"/>
+        </w:rPr>
+        <w:t>8.2. Изчисляване на разстояние между точки</w:t>
+      </w:r>
+    </w:p>
+    <w:p>
+      <w:pPr>
+        <w:pStyle w:val="2"/>
+        <w:rPr>
+          <w:rFonts w:ascii="Times New Roman" w:hAnsi="Times New Roman" w:cs="Times New Roman"/>
+          <w:sz w:val="28"/>
+          <w:szCs w:val="24"/>
+        </w:rPr>
+      </w:pPr>
+      <w:r>
+        <w:rPr>
+          <w:rFonts w:ascii="Times New Roman" w:hAnsi="Times New Roman" w:cs="Times New Roman"/>
+          <w:sz w:val="28"/>
+          <w:szCs w:val="24"/>
+        </w:rPr>
+        <w:t>8.3. Изчисляване на ъгъл и ориентация на пръст</w:t>
+      </w:r>
+    </w:p>
+    <w:p>
+      <w:pPr>
+        <w:spacing w:after="0" w:line="240" w:lineRule="auto"/>
+        <w:rPr>
+          <w:rFonts w:ascii="Times New Roman" w:hAnsi="Times New Roman" w:cs="Times New Roman"/>
+          <w:sz w:val="28"/>
+          <w:szCs w:val="24"/>
+        </w:rPr>
+      </w:pPr>
+    </w:p>
+    <w:p>
+      <w:pPr>
+        <w:pStyle w:val="1"/>
+        <w:rPr>
+          <w:rFonts w:ascii="Times New Roman" w:hAnsi="Times New Roman" w:cs="Times New Roman"/>
+          <w:b/>
+          <w:sz w:val="28"/>
+          <w:szCs w:val="24"/>
+        </w:rPr>
+      </w:pPr>
+      <w:r>
+        <w:rPr>
+          <w:rFonts w:ascii="Times New Roman" w:hAnsi="Times New Roman" w:cs="Times New Roman"/>
+          <w:b/>
+          <w:sz w:val="28"/>
+          <w:szCs w:val="24"/>
+        </w:rPr>
+        <w:lastRenderedPageBreak/>
+        <w:t>9. Архитектура и използвани технологии</w:t>
+      </w:r>
+    </w:p>
+    <w:p>
+      <w:pPr>
+        <w:pStyle w:val="2"/>
+        <w:rPr>
+          <w:rFonts w:ascii="Times New Roman" w:hAnsi="Times New Roman" w:cs="Times New Roman"/>
+          <w:sz w:val="28"/>
+          <w:szCs w:val="24"/>
+        </w:rPr>
+      </w:pPr>
+    </w:p>
+    <w:p>
+      <w:pPr>
+        <w:pStyle w:val="2"/>
+        <w:rPr>
+          <w:rFonts w:ascii="Times New Roman" w:hAnsi="Times New Roman" w:cs="Times New Roman"/>
+          <w:sz w:val="28"/>
+          <w:szCs w:val="24"/>
+        </w:rPr>
+      </w:pPr>
+      <w:r>
+        <w:rPr>
+          <w:rFonts w:ascii="Times New Roman" w:hAnsi="Times New Roman" w:cs="Times New Roman"/>
+          <w:sz w:val="28"/>
+          <w:szCs w:val="24"/>
+        </w:rPr>
+        <w:t>9.1. Клиент-сървър архитектура</w:t>
+      </w:r>
+    </w:p>
+    <w:p>
+      <w:pPr>
+        <w:pStyle w:val="2"/>
+        <w:rPr>
+          <w:rFonts w:ascii="Times New Roman" w:hAnsi="Times New Roman" w:cs="Times New Roman"/>
+          <w:sz w:val="28"/>
+          <w:szCs w:val="24"/>
+        </w:rPr>
+      </w:pPr>
+      <w:r>
+        <w:rPr>
+          <w:rFonts w:ascii="Times New Roman" w:hAnsi="Times New Roman" w:cs="Times New Roman"/>
+          <w:sz w:val="28"/>
+          <w:szCs w:val="24"/>
+        </w:rPr>
+        <w:t>9.2. Уеб framework Django</w:t>
+      </w:r>
+    </w:p>
+    <w:p>
+      <w:pPr>
+        <w:pStyle w:val="2"/>
+        <w:rPr>
+          <w:rFonts w:ascii="Times New Roman" w:hAnsi="Times New Roman" w:cs="Times New Roman"/>
+          <w:sz w:val="28"/>
+          <w:szCs w:val="24"/>
+        </w:rPr>
+      </w:pPr>
+      <w:r>
+        <w:rPr>
+          <w:rFonts w:ascii="Times New Roman" w:hAnsi="Times New Roman" w:cs="Times New Roman"/>
+          <w:sz w:val="28"/>
+          <w:szCs w:val="24"/>
+        </w:rPr>
+        <w:t>9.3. Frontend технологии – HTML, CSS, JavaScript, Vue.js</w:t>
+      </w:r>
+    </w:p>
+    <w:p>
+      <w:pPr>
+        <w:pStyle w:val="2"/>
+        <w:rPr>
+          <w:rFonts w:ascii="Times New Roman" w:hAnsi="Times New Roman" w:cs="Times New Roman"/>
+          <w:sz w:val="28"/>
+          <w:szCs w:val="24"/>
+        </w:rPr>
+      </w:pPr>
+      <w:r>
+        <w:rPr>
+          <w:rFonts w:ascii="Times New Roman" w:hAnsi="Times New Roman" w:cs="Times New Roman"/>
+          <w:sz w:val="28"/>
+          <w:szCs w:val="24"/>
+        </w:rPr>
+        <w:t>9.4. Поток на данните в приложението</w:t>
+      </w:r>
+    </w:p>
+    <w:p>
+      <w:pPr>
+        <w:spacing w:after="0" w:line="240" w:lineRule="auto"/>
+        <w:rPr>
+          <w:rFonts w:ascii="Times New Roman" w:hAnsi="Times New Roman" w:cs="Times New Roman"/>
+          <w:sz w:val="28"/>
+          <w:szCs w:val="24"/>
+        </w:rPr>
+      </w:pPr>
+    </w:p>
+    <w:p>
+      <w:pPr>
+        <w:pStyle w:val="1"/>
+        <w:rPr>
+          <w:rFonts w:ascii="Times New Roman" w:hAnsi="Times New Roman" w:cs="Times New Roman"/>
+          <w:b/>
+          <w:sz w:val="28"/>
+          <w:szCs w:val="24"/>
+        </w:rPr>
+      </w:pPr>
+      <w:r>
+        <w:rPr>
+          <w:rFonts w:ascii="Times New Roman" w:hAnsi="Times New Roman" w:cs="Times New Roman"/>
+          <w:b/>
+          <w:sz w:val="28"/>
+          <w:szCs w:val="24"/>
+        </w:rPr>
+        <w:t>10. Реализация на приложението „Виртуално студио за маникюр“</w:t>
+      </w:r>
+    </w:p>
+    <w:p>
+      <w:pPr>
+        <w:spacing w:after="0" w:line="240" w:lineRule="auto"/>
+        <w:rPr>
+          <w:rFonts w:ascii="Times New Roman" w:hAnsi="Times New Roman" w:cs="Times New Roman"/>
+          <w:sz w:val="28"/>
+          <w:szCs w:val="24"/>
+        </w:rPr>
+      </w:pPr>
+    </w:p>
+    <w:p>
+      <w:pPr>
+        <w:pStyle w:val="2"/>
+        <w:rPr>
+          <w:rFonts w:ascii="Times New Roman" w:hAnsi="Times New Roman" w:cs="Times New Roman"/>
+          <w:sz w:val="28"/>
+          <w:szCs w:val="24"/>
+        </w:rPr>
+      </w:pPr>
+      <w:r>
+        <w:rPr>
+          <w:rFonts w:ascii="Times New Roman" w:hAnsi="Times New Roman" w:cs="Times New Roman"/>
+          <w:sz w:val="28"/>
+          <w:szCs w:val="24"/>
+        </w:rPr>
+        <w:t>10.1. Обща концепция на приложението</w:t>
+      </w:r>
+    </w:p>
+    <w:p>
+      <w:pPr>
+        <w:pStyle w:val="2"/>
+        <w:rPr>
+          <w:rFonts w:ascii="Times New Roman" w:hAnsi="Times New Roman" w:cs="Times New Roman"/>
+          <w:sz w:val="28"/>
+          <w:szCs w:val="24"/>
+        </w:rPr>
+      </w:pPr>
+      <w:r>
+        <w:rPr>
+          <w:rFonts w:ascii="Times New Roman" w:hAnsi="Times New Roman" w:cs="Times New Roman"/>
+          <w:sz w:val="28"/>
+          <w:szCs w:val="24"/>
+        </w:rPr>
+        <w:t>10.2. Потребителски интерфейс и потребителски сценарий</w:t>
+      </w:r>
+    </w:p>
+    <w:p>
+      <w:pPr>
+        <w:pStyle w:val="2"/>
+        <w:rPr>
+          <w:rFonts w:ascii="Times New Roman" w:hAnsi="Times New Roman" w:cs="Times New Roman"/>
+          <w:sz w:val="28"/>
+          <w:szCs w:val="24"/>
+        </w:rPr>
+      </w:pPr>
+      <w:r>
+        <w:rPr>
+          <w:rFonts w:ascii="Times New Roman" w:hAnsi="Times New Roman" w:cs="Times New Roman"/>
+          <w:sz w:val="28"/>
+          <w:szCs w:val="24"/>
+        </w:rPr>
+        <w:t>10.3. Алгоритъм за обработка на изображението</w:t>
+      </w:r>
+    </w:p>
+    <w:p>
+      <w:pPr>
+        <w:pStyle w:val="2"/>
+        <w:rPr>
+          <w:rFonts w:ascii="Times New Roman" w:hAnsi="Times New Roman" w:cs="Times New Roman"/>
+          <w:sz w:val="28"/>
+          <w:szCs w:val="24"/>
+        </w:rPr>
+      </w:pPr>
+      <w:r>
+        <w:rPr>
+          <w:rFonts w:ascii="Times New Roman" w:hAnsi="Times New Roman" w:cs="Times New Roman"/>
+          <w:sz w:val="28"/>
+          <w:szCs w:val="24"/>
+        </w:rPr>
+        <w:t>10.4. Геометрично напасване на маникюр моделите</w:t>
+      </w:r>
+    </w:p>
+    <w:p>
+      <w:pPr>
+        <w:pStyle w:val="2"/>
+        <w:rPr>
+          <w:rFonts w:ascii="Times New Roman" w:hAnsi="Times New Roman" w:cs="Times New Roman"/>
+          <w:sz w:val="28"/>
+          <w:szCs w:val="24"/>
+        </w:rPr>
+      </w:pPr>
+      <w:r>
+        <w:rPr>
+          <w:rFonts w:ascii="Times New Roman" w:hAnsi="Times New Roman" w:cs="Times New Roman"/>
+          <w:sz w:val="28"/>
+          <w:szCs w:val="24"/>
+        </w:rPr>
+        <w:t>10.5. Наслагване и визуализация на резултата</w:t>
+      </w:r>
+    </w:p>
+    <w:p>
+      <w:pPr>
+        <w:pStyle w:val="2"/>
+        <w:rPr>
+          <w:rFonts w:ascii="Times New Roman" w:hAnsi="Times New Roman" w:cs="Times New Roman"/>
+          <w:sz w:val="28"/>
+          <w:szCs w:val="24"/>
+        </w:rPr>
+      </w:pPr>
+      <w:r>
+        <w:rPr>
+          <w:rFonts w:ascii="Times New Roman" w:hAnsi="Times New Roman" w:cs="Times New Roman"/>
+          <w:sz w:val="28"/>
+          <w:szCs w:val="24"/>
+        </w:rPr>
+        <w:t>10.6. Примерни входни и изходни изображения</w:t>
+      </w:r>
+    </w:p>
+    <w:p>
+      <w:pPr>
+        <w:pStyle w:val="2"/>
+        <w:rPr>
+          <w:rFonts w:ascii="Times New Roman" w:hAnsi="Times New Roman" w:cs="Times New Roman"/>
+          <w:sz w:val="28"/>
+          <w:szCs w:val="24"/>
+        </w:rPr>
+      </w:pPr>
+      <w:r>
+        <w:rPr>
+          <w:rFonts w:ascii="Times New Roman" w:hAnsi="Times New Roman" w:cs="Times New Roman"/>
+          <w:sz w:val="28"/>
+          <w:szCs w:val="24"/>
+        </w:rPr>
+        <w:t>10.7. Тестване и демонстрация</w:t>
+      </w:r>
+    </w:p>
+    <w:p>
+      <w:pPr>
+        <w:spacing w:after="0" w:line="240" w:lineRule="auto"/>
+        <w:rPr>
+          <w:rFonts w:ascii="Times New Roman" w:hAnsi="Times New Roman" w:cs="Times New Roman"/>
+          <w:sz w:val="28"/>
+          <w:szCs w:val="24"/>
+        </w:rPr>
+      </w:pPr>
+    </w:p>
+    <w:p>
+      <w:pPr>
+        <w:pStyle w:val="1"/>
+        <w:rPr>
+          <w:rFonts w:ascii="Times New Roman" w:hAnsi="Times New Roman" w:cs="Times New Roman"/>
+          <w:b/>
+          <w:sz w:val="28"/>
+          <w:szCs w:val="24"/>
+        </w:rPr>
+      </w:pPr>
+      <w:r>
+        <w:rPr>
+          <w:rFonts w:ascii="Times New Roman" w:hAnsi="Times New Roman" w:cs="Times New Roman"/>
+          <w:b/>
+          <w:sz w:val="28"/>
+          <w:szCs w:val="24"/>
+        </w:rPr>
+        <w:t>11. Предимства и ограничения на разработеното решение</w:t>
+      </w:r>
+    </w:p>
+    <w:p>
+      <w:pPr>
+        <w:spacing w:after="0" w:line="240" w:lineRule="auto"/>
+        <w:rPr>
+          <w:rFonts w:ascii="Times New Roman" w:hAnsi="Times New Roman" w:cs="Times New Roman"/>
+          <w:sz w:val="28"/>
+          <w:szCs w:val="24"/>
+        </w:rPr>
+      </w:pPr>
+    </w:p>
+    <w:p>
+      <w:pPr>
+        <w:pStyle w:val="2"/>
+        <w:rPr>
+          <w:rFonts w:ascii="Times New Roman" w:hAnsi="Times New Roman" w:cs="Times New Roman"/>
+          <w:sz w:val="28"/>
+          <w:szCs w:val="24"/>
+        </w:rPr>
+      </w:pPr>
+      <w:r>
+        <w:rPr>
+          <w:rFonts w:ascii="Times New Roman" w:hAnsi="Times New Roman" w:cs="Times New Roman"/>
+          <w:sz w:val="28"/>
+          <w:szCs w:val="24"/>
+        </w:rPr>
+        <w:t>11.1. Предимства на приложението</w:t>
+      </w:r>
+    </w:p>
+    <w:p>
+      <w:pPr>
+        <w:pStyle w:val="2"/>
+        <w:rPr>
+          <w:rFonts w:ascii="Times New Roman" w:hAnsi="Times New Roman" w:cs="Times New Roman"/>
+          <w:sz w:val="28"/>
+          <w:szCs w:val="24"/>
+        </w:rPr>
+      </w:pPr>
+      <w:r>
+        <w:rPr>
+          <w:rFonts w:ascii="Times New Roman" w:hAnsi="Times New Roman" w:cs="Times New Roman"/>
+          <w:sz w:val="28"/>
+          <w:szCs w:val="24"/>
+        </w:rPr>
+        <w:t>11.2. Ограничения и възможни проблеми</w:t>
+      </w:r>
+    </w:p>
+    <w:p>
+      <w:pPr>
+        <w:spacing w:after="0" w:line="240" w:lineRule="auto"/>
+        <w:rPr>
+          <w:rFonts w:ascii="Times New Roman" w:hAnsi="Times New Roman" w:cs="Times New Roman"/>
+          <w:sz w:val="28"/>
+          <w:szCs w:val="24"/>
+        </w:rPr>
+      </w:pPr>
+    </w:p>
+    <w:p>
+      <w:pPr>
+        <w:pStyle w:val="1"/>
+        <w:rPr>
+          <w:rFonts w:ascii="Times New Roman" w:hAnsi="Times New Roman" w:cs="Times New Roman"/>
+          <w:b/>
+          <w:sz w:val="28"/>
+          <w:szCs w:val="24"/>
+        </w:rPr>
+      </w:pPr>
+      <w:r>
+        <w:rPr>
+          <w:rFonts w:ascii="Times New Roman" w:hAnsi="Times New Roman" w:cs="Times New Roman"/>
+          <w:b/>
+          <w:sz w:val="28"/>
+          <w:szCs w:val="24"/>
+        </w:rPr>
+        <w:t>12. Заключение</w:t>
+      </w:r>
+    </w:p>
+    <w:p>
+      <w:pPr>
+        <w:spacing w:after="0" w:line="240" w:lineRule="auto"/>
+        <w:rPr>
+          <w:rFonts w:ascii="Times New Roman" w:hAnsi="Times New Roman" w:cs="Times New Roman"/>
+          <w:sz w:val="28"/>
+          <w:szCs w:val="24"/>
+        </w:rPr>
+      </w:pPr>
+    </w:p>
+    <w:p>
+      <w:pPr>
+        <w:pStyle w:val="2"/>
+        <w:rPr>
+          <w:rFonts w:ascii="Times New Roman" w:hAnsi="Times New Roman" w:cs="Times New Roman"/>
+          <w:sz w:val="28"/>
+          <w:szCs w:val="24"/>
+        </w:rPr>
+      </w:pPr>
+      <w:r>
+        <w:rPr>
+          <w:rFonts w:ascii="Times New Roman" w:hAnsi="Times New Roman" w:cs="Times New Roman"/>
+          <w:sz w:val="28"/>
+          <w:szCs w:val="24"/>
+        </w:rPr>
+        <w:t>12.1. Постигнати резултати</w:t>
+      </w:r>
+    </w:p>
+    <w:p>
+      <w:pPr>
+        <w:pStyle w:val="2"/>
+        <w:rPr>
+          <w:rFonts w:ascii="Times New Roman" w:hAnsi="Times New Roman" w:cs="Times New Roman"/>
+          <w:sz w:val="28"/>
+          <w:szCs w:val="24"/>
+        </w:rPr>
+      </w:pPr>
+      <w:r>
+        <w:rPr>
+          <w:rFonts w:ascii="Times New Roman" w:hAnsi="Times New Roman" w:cs="Times New Roman"/>
+          <w:sz w:val="28"/>
+          <w:szCs w:val="24"/>
+        </w:rPr>
+        <w:t>12.2. Възможности за бъдещо развитие</w:t>
+      </w:r>
+    </w:p>
+    <w:p>
+      <w:pPr>
+        <w:rPr>
+          <w:lang w:val="en-US"/>
+        </w:rPr>
+      </w:pPr>
+    </w:p>
+    <w:p>
+      <w:pPr>
+        <w:pStyle w:val="1"/>
         <w:rPr>
           <w:rFonts w:ascii="Times New Roman" w:hAnsi="Times New Roman" w:cs="Times New Roman"/>
           <w:b/>
@@ -6342,15 +6331,15 @@
     <w:lsdException w:name="List Table 6 Colorful Accent 6" w:uiPriority="51"/>
     <w:lsdException w:name="List Table 7 Colorful Accent 6" w:uiPriority="52"/>
   </w:latentStyles>
-  <w:style w:type="paragraph" w:default="1" w:styleId="Normal">
+  <w:style w:type="paragraph" w:default="1" w:styleId="a">
     <w:name w:val="Normal"/>
     <w:qFormat/>
   </w:style>
-  <w:style w:type="paragraph" w:styleId="Heading1">
+  <w:style w:type="paragraph" w:styleId="1">
     <w:name w:val="heading 1"/>
-    <w:basedOn w:val="Normal"/>
-    <w:next w:val="Normal"/>
-    <w:link w:val="Heading1Char"/>
+    <w:basedOn w:val="a"/>
+    <w:next w:val="a"/>
+    <w:link w:val="10"/>
     <w:uiPriority w:val="9"/>
     <w:qFormat/>
     <w:rsid w:val="00464323"/>
@@ -6367,11 +6356,11 @@
       <w:szCs w:val="32"/>
     </w:rPr>
   </w:style>
-  <w:style w:type="paragraph" w:styleId="Heading2">
+  <w:style w:type="paragraph" w:styleId="2">
     <w:name w:val="heading 2"/>
-    <w:basedOn w:val="Normal"/>
-    <w:next w:val="Normal"/>
-    <w:link w:val="Heading2Char"/>
+    <w:basedOn w:val="a"/>
+    <w:next w:val="a"/>
+    <w:link w:val="20"/>
     <w:uiPriority w:val="9"/>
     <w:unhideWhenUsed/>
     <w:qFormat/>
@@ -6389,13 +6378,13 @@
       <w:szCs w:val="26"/>
     </w:rPr>
   </w:style>
-  <w:style w:type="character" w:default="1" w:styleId="DefaultParagraphFont">
+  <w:style w:type="character" w:default="1" w:styleId="a0">
     <w:name w:val="Default Paragraph Font"/>
     <w:uiPriority w:val="1"/>
     <w:semiHidden/>
     <w:unhideWhenUsed/>
   </w:style>
-  <w:style w:type="table" w:default="1" w:styleId="TableNormal">
+  <w:style w:type="table" w:default="1" w:styleId="a1">
     <w:name w:val="Normal Table"/>
     <w:uiPriority w:val="99"/>
     <w:semiHidden/>
@@ -6410,15 +6399,15 @@
       </w:tblCellMar>
     </w:tblPr>
   </w:style>
-  <w:style w:type="numbering" w:default="1" w:styleId="NoList">
+  <w:style w:type="numbering" w:default="1" w:styleId="a2">
     <w:name w:val="No List"/>
     <w:uiPriority w:val="99"/>
     <w:semiHidden/>
     <w:unhideWhenUsed/>
   </w:style>
-  <w:style w:type="paragraph" w:styleId="ListParagraph">
+  <w:style w:type="paragraph" w:styleId="a3">
     <w:name w:val="List Paragraph"/>
-    <w:basedOn w:val="Normal"/>
+    <w:basedOn w:val="a"/>
     <w:uiPriority w:val="34"/>
     <w:qFormat/>
     <w:rsid w:val="000F582A"/>
@@ -6427,10 +6416,10 @@
       <w:contextualSpacing/>
     </w:pPr>
   </w:style>
-  <w:style w:type="character" w:customStyle="1" w:styleId="Heading1Char">
-    <w:name w:val="Heading 1 Char"/>
-    <w:basedOn w:val="DefaultParagraphFont"/>
-    <w:link w:val="Heading1"/>
+  <w:style w:type="character" w:customStyle="1" w:styleId="10">
+    <w:name w:val="Заглавие 1 Знак"/>
+    <w:basedOn w:val="a0"/>
+    <w:link w:val="1"/>
     <w:uiPriority w:val="9"/>
     <w:rsid w:val="00464323"/>
     <w:rPr>
@@ -6440,10 +6429,10 @@
       <w:szCs w:val="32"/>
     </w:rPr>
   </w:style>
-  <w:style w:type="character" w:customStyle="1" w:styleId="Heading2Char">
-    <w:name w:val="Heading 2 Char"/>
-    <w:basedOn w:val="DefaultParagraphFont"/>
-    <w:link w:val="Heading2"/>
+  <w:style w:type="character" w:customStyle="1" w:styleId="20">
+    <w:name w:val="Заглавие 2 Знак"/>
+    <w:basedOn w:val="a0"/>
+    <w:link w:val="2"/>
     <w:uiPriority w:val="9"/>
     <w:rsid w:val="00464323"/>
     <w:rPr>

--- a/work/ПЛАН НА ТЕОРЕТИЧНАТА ЧАСТ.docx
+++ b/work/ПЛАН НА ТЕОРЕТИЧНАТА ЧАСТ.docx
@@ -79,7 +79,7 @@
     </w:p>
     <w:p>
       <w:pPr>
-        <w:pStyle w:val="1"/>
+        <w:pStyle w:val="Heading1"/>
         <w:rPr>
           <w:rFonts w:ascii="Times New Roman" w:hAnsi="Times New Roman" w:cs="Times New Roman"/>
           <w:b/>
@@ -96,20 +96,29 @@
         </w:rPr>
         <w:t>1. Увод (Въведение)</w:t>
       </w:r>
-    </w:p>
-    <w:p>
-      <w:pPr>
-        <w:pStyle w:val="2"/>
-        <w:rPr>
-          <w:rFonts w:ascii="Times New Roman" w:hAnsi="Times New Roman" w:cs="Times New Roman"/>
-          <w:sz w:val="28"/>
-          <w:szCs w:val="24"/>
-        </w:rPr>
-      </w:pPr>
-    </w:p>
-    <w:p>
-      <w:pPr>
-        <w:pStyle w:val="2"/>
+      <w:r>
+        <w:rPr>
+          <w:rFonts w:ascii="Times New Roman" w:hAnsi="Times New Roman" w:cs="Times New Roman"/>
+          <w:b/>
+          <w:sz w:val="28"/>
+          <w:szCs w:val="24"/>
+        </w:rPr>
+        <w:t xml:space="preserve"> + анализ на работата </w:t>
+      </w:r>
+    </w:p>
+    <w:p>
+      <w:pPr>
+        <w:pStyle w:val="Heading2"/>
+        <w:rPr>
+          <w:rFonts w:ascii="Times New Roman" w:hAnsi="Times New Roman" w:cs="Times New Roman"/>
+          <w:sz w:val="28"/>
+          <w:szCs w:val="24"/>
+        </w:rPr>
+      </w:pPr>
+    </w:p>
+    <w:p>
+      <w:pPr>
+        <w:pStyle w:val="Heading2"/>
         <w:rPr>
           <w:rFonts w:ascii="Times New Roman" w:hAnsi="Times New Roman" w:cs="Times New Roman"/>
           <w:sz w:val="28"/>
@@ -137,7 +146,7 @@
     </w:p>
     <w:p>
       <w:pPr>
-        <w:pStyle w:val="a3"/>
+        <w:pStyle w:val="ListParagraph"/>
         <w:numPr>
           <w:ilvl w:val="0"/>
           <w:numId w:val="1"/>
@@ -170,7 +179,7 @@
     </w:p>
     <w:p>
       <w:pPr>
-        <w:pStyle w:val="a3"/>
+        <w:pStyle w:val="ListParagraph"/>
         <w:numPr>
           <w:ilvl w:val="0"/>
           <w:numId w:val="1"/>
@@ -203,7 +212,7 @@
     </w:p>
     <w:p>
       <w:pPr>
-        <w:pStyle w:val="a3"/>
+        <w:pStyle w:val="ListParagraph"/>
         <w:numPr>
           <w:ilvl w:val="0"/>
           <w:numId w:val="1"/>
@@ -236,7 +245,7 @@
     </w:p>
     <w:p>
       <w:pPr>
-        <w:pStyle w:val="a3"/>
+        <w:pStyle w:val="ListParagraph"/>
         <w:numPr>
           <w:ilvl w:val="0"/>
           <w:numId w:val="1"/>
@@ -269,7 +278,7 @@
     </w:p>
     <w:p>
       <w:pPr>
-        <w:pStyle w:val="2"/>
+        <w:pStyle w:val="Heading2"/>
         <w:rPr>
           <w:rFonts w:ascii="Times New Roman" w:hAnsi="Times New Roman" w:cs="Times New Roman"/>
           <w:sz w:val="28"/>
@@ -297,7 +306,7 @@
     </w:p>
     <w:p>
       <w:pPr>
-        <w:pStyle w:val="a3"/>
+        <w:pStyle w:val="ListParagraph"/>
         <w:numPr>
           <w:ilvl w:val="0"/>
           <w:numId w:val="2"/>
@@ -330,7 +339,7 @@
     </w:p>
     <w:p>
       <w:pPr>
-        <w:pStyle w:val="a3"/>
+        <w:pStyle w:val="ListParagraph"/>
         <w:numPr>
           <w:ilvl w:val="0"/>
           <w:numId w:val="2"/>
@@ -363,7 +372,7 @@
     </w:p>
     <w:p>
       <w:pPr>
-        <w:pStyle w:val="a3"/>
+        <w:pStyle w:val="ListParagraph"/>
         <w:numPr>
           <w:ilvl w:val="0"/>
           <w:numId w:val="2"/>
@@ -396,7 +405,7 @@
     </w:p>
     <w:p>
       <w:pPr>
-        <w:pStyle w:val="2"/>
+        <w:pStyle w:val="Heading2"/>
         <w:rPr>
           <w:rFonts w:ascii="Times New Roman" w:hAnsi="Times New Roman" w:cs="Times New Roman"/>
           <w:sz w:val="28"/>
@@ -424,7 +433,7 @@
     </w:p>
     <w:p>
       <w:pPr>
-        <w:pStyle w:val="a3"/>
+        <w:pStyle w:val="ListParagraph"/>
         <w:numPr>
           <w:ilvl w:val="0"/>
           <w:numId w:val="3"/>
@@ -457,7 +466,7 @@
     </w:p>
     <w:p>
       <w:pPr>
-        <w:pStyle w:val="a3"/>
+        <w:pStyle w:val="ListParagraph"/>
         <w:numPr>
           <w:ilvl w:val="0"/>
           <w:numId w:val="3"/>
@@ -490,7 +499,7 @@
     </w:p>
     <w:p>
       <w:pPr>
-        <w:pStyle w:val="2"/>
+        <w:pStyle w:val="Heading2"/>
         <w:rPr>
           <w:rFonts w:ascii="Times New Roman" w:hAnsi="Times New Roman" w:cs="Times New Roman"/>
           <w:sz w:val="28"/>
@@ -518,7 +527,7 @@
     </w:p>
     <w:p>
       <w:pPr>
-        <w:pStyle w:val="a3"/>
+        <w:pStyle w:val="ListParagraph"/>
         <w:numPr>
           <w:ilvl w:val="0"/>
           <w:numId w:val="4"/>
@@ -551,7 +560,7 @@
     </w:p>
     <w:p>
       <w:pPr>
-        <w:pStyle w:val="a3"/>
+        <w:pStyle w:val="ListParagraph"/>
         <w:numPr>
           <w:ilvl w:val="0"/>
           <w:numId w:val="4"/>
@@ -584,7 +593,7 @@
     </w:p>
     <w:p>
       <w:pPr>
-        <w:pStyle w:val="a3"/>
+        <w:pStyle w:val="ListParagraph"/>
         <w:numPr>
           <w:ilvl w:val="0"/>
           <w:numId w:val="4"/>
@@ -617,7 +626,7 @@
     </w:p>
     <w:p>
       <w:pPr>
-        <w:pStyle w:val="a3"/>
+        <w:pStyle w:val="ListParagraph"/>
         <w:numPr>
           <w:ilvl w:val="0"/>
           <w:numId w:val="4"/>
@@ -650,7 +659,7 @@
     </w:p>
     <w:p>
       <w:pPr>
-        <w:pStyle w:val="2"/>
+        <w:pStyle w:val="Heading2"/>
         <w:rPr>
           <w:rFonts w:ascii="Times New Roman" w:hAnsi="Times New Roman" w:cs="Times New Roman"/>
           <w:sz w:val="28"/>
@@ -678,7 +687,7 @@
     </w:p>
     <w:p>
       <w:pPr>
-        <w:pStyle w:val="a3"/>
+        <w:pStyle w:val="ListParagraph"/>
         <w:numPr>
           <w:ilvl w:val="0"/>
           <w:numId w:val="5"/>
@@ -711,7 +720,7 @@
     </w:p>
     <w:p>
       <w:pPr>
-        <w:pStyle w:val="a3"/>
+        <w:pStyle w:val="ListParagraph"/>
         <w:numPr>
           <w:ilvl w:val="0"/>
           <w:numId w:val="5"/>
@@ -744,7 +753,7 @@
     </w:p>
     <w:p>
       <w:pPr>
-        <w:pStyle w:val="2"/>
+        <w:pStyle w:val="Heading2"/>
         <w:rPr>
           <w:rFonts w:ascii="Times New Roman" w:hAnsi="Times New Roman" w:cs="Times New Roman"/>
           <w:sz w:val="28"/>
@@ -772,7 +781,7 @@
     </w:p>
     <w:p>
       <w:pPr>
-        <w:pStyle w:val="a3"/>
+        <w:pStyle w:val="ListParagraph"/>
         <w:numPr>
           <w:ilvl w:val="0"/>
           <w:numId w:val="6"/>
@@ -805,7 +814,7 @@
     </w:p>
     <w:p>
       <w:pPr>
-        <w:pStyle w:val="a3"/>
+        <w:pStyle w:val="ListParagraph"/>
         <w:numPr>
           <w:ilvl w:val="0"/>
           <w:numId w:val="6"/>
@@ -838,7 +847,7 @@
     </w:p>
     <w:p>
       <w:pPr>
-        <w:pStyle w:val="a3"/>
+        <w:pStyle w:val="ListParagraph"/>
         <w:numPr>
           <w:ilvl w:val="0"/>
           <w:numId w:val="6"/>
@@ -871,7 +880,7 @@
     </w:p>
     <w:p>
       <w:pPr>
-        <w:pStyle w:val="1"/>
+        <w:pStyle w:val="Heading1"/>
         <w:rPr>
           <w:rFonts w:ascii="Times New Roman" w:hAnsi="Times New Roman" w:cs="Times New Roman"/>
           <w:b/>
@@ -901,7 +910,7 @@
     </w:p>
     <w:p>
       <w:pPr>
-        <w:pStyle w:val="2"/>
+        <w:pStyle w:val="Heading2"/>
         <w:rPr>
           <w:rFonts w:ascii="Times New Roman" w:hAnsi="Times New Roman" w:cs="Times New Roman"/>
           <w:sz w:val="28"/>
@@ -929,7 +938,7 @@
     </w:p>
     <w:p>
       <w:pPr>
-        <w:pStyle w:val="a3"/>
+        <w:pStyle w:val="ListParagraph"/>
         <w:numPr>
           <w:ilvl w:val="0"/>
           <w:numId w:val="7"/>
@@ -962,7 +971,7 @@
     </w:p>
     <w:p>
       <w:pPr>
-        <w:pStyle w:val="a3"/>
+        <w:pStyle w:val="ListParagraph"/>
         <w:numPr>
           <w:ilvl w:val="0"/>
           <w:numId w:val="7"/>
@@ -995,7 +1004,7 @@
     </w:p>
     <w:p>
       <w:pPr>
-        <w:pStyle w:val="2"/>
+        <w:pStyle w:val="Heading2"/>
         <w:rPr>
           <w:rFonts w:ascii="Times New Roman" w:hAnsi="Times New Roman" w:cs="Times New Roman"/>
           <w:sz w:val="28"/>
@@ -1023,7 +1032,7 @@
     </w:p>
     <w:p>
       <w:pPr>
-        <w:pStyle w:val="a3"/>
+        <w:pStyle w:val="ListParagraph"/>
         <w:numPr>
           <w:ilvl w:val="0"/>
           <w:numId w:val="8"/>
@@ -1056,7 +1065,7 @@
     </w:p>
     <w:p>
       <w:pPr>
-        <w:pStyle w:val="a3"/>
+        <w:pStyle w:val="ListParagraph"/>
         <w:numPr>
           <w:ilvl w:val="0"/>
           <w:numId w:val="8"/>
@@ -1089,7 +1098,7 @@
     </w:p>
     <w:p>
       <w:pPr>
-        <w:pStyle w:val="a3"/>
+        <w:pStyle w:val="ListParagraph"/>
         <w:numPr>
           <w:ilvl w:val="0"/>
           <w:numId w:val="8"/>
@@ -1122,7 +1131,7 @@
     </w:p>
     <w:p>
       <w:pPr>
-        <w:pStyle w:val="a3"/>
+        <w:pStyle w:val="ListParagraph"/>
         <w:numPr>
           <w:ilvl w:val="0"/>
           <w:numId w:val="8"/>
@@ -1155,7 +1164,7 @@
     </w:p>
     <w:p>
       <w:pPr>
-        <w:pStyle w:val="2"/>
+        <w:pStyle w:val="Heading2"/>
         <w:rPr>
           <w:rFonts w:ascii="Times New Roman" w:hAnsi="Times New Roman" w:cs="Times New Roman"/>
           <w:sz w:val="28"/>
@@ -1183,7 +1192,7 @@
     </w:p>
     <w:p>
       <w:pPr>
-        <w:pStyle w:val="a3"/>
+        <w:pStyle w:val="ListParagraph"/>
         <w:numPr>
           <w:ilvl w:val="0"/>
           <w:numId w:val="9"/>
@@ -1216,7 +1225,7 @@
     </w:p>
     <w:p>
       <w:pPr>
-        <w:pStyle w:val="a3"/>
+        <w:pStyle w:val="ListParagraph"/>
         <w:numPr>
           <w:ilvl w:val="0"/>
           <w:numId w:val="9"/>
@@ -1250,7 +1259,7 @@
     </w:p>
     <w:p>
       <w:pPr>
-        <w:pStyle w:val="a3"/>
+        <w:pStyle w:val="ListParagraph"/>
         <w:numPr>
           <w:ilvl w:val="0"/>
           <w:numId w:val="9"/>
@@ -1283,7 +1292,7 @@
     </w:p>
     <w:p>
       <w:pPr>
-        <w:pStyle w:val="a3"/>
+        <w:pStyle w:val="ListParagraph"/>
         <w:numPr>
           <w:ilvl w:val="0"/>
           <w:numId w:val="9"/>
@@ -1306,17 +1315,17 @@
     </w:p>
     <w:p>
       <w:pPr>
-        <w:pStyle w:val="2"/>
-        <w:rPr>
-          <w:rFonts w:ascii="Times New Roman" w:hAnsi="Times New Roman" w:cs="Times New Roman"/>
-          <w:sz w:val="28"/>
-          <w:szCs w:val="24"/>
-        </w:rPr>
-      </w:pPr>
-    </w:p>
-    <w:p>
-      <w:pPr>
-        <w:pStyle w:val="2"/>
+        <w:pStyle w:val="Heading2"/>
+        <w:rPr>
+          <w:rFonts w:ascii="Times New Roman" w:hAnsi="Times New Roman" w:cs="Times New Roman"/>
+          <w:sz w:val="28"/>
+          <w:szCs w:val="24"/>
+        </w:rPr>
+      </w:pPr>
+    </w:p>
+    <w:p>
+      <w:pPr>
+        <w:pStyle w:val="Heading2"/>
         <w:rPr>
           <w:rFonts w:ascii="Times New Roman" w:hAnsi="Times New Roman" w:cs="Times New Roman"/>
           <w:sz w:val="28"/>
@@ -1344,7 +1353,7 @@
     </w:p>
     <w:p>
       <w:pPr>
-        <w:pStyle w:val="a3"/>
+        <w:pStyle w:val="ListParagraph"/>
         <w:numPr>
           <w:ilvl w:val="0"/>
           <w:numId w:val="10"/>
@@ -1377,7 +1386,7 @@
     </w:p>
     <w:p>
       <w:pPr>
-        <w:pStyle w:val="a3"/>
+        <w:pStyle w:val="ListParagraph"/>
         <w:numPr>
           <w:ilvl w:val="0"/>
           <w:numId w:val="10"/>
@@ -1410,7 +1419,7 @@
     </w:p>
     <w:p>
       <w:pPr>
-        <w:pStyle w:val="a3"/>
+        <w:pStyle w:val="ListParagraph"/>
         <w:numPr>
           <w:ilvl w:val="0"/>
           <w:numId w:val="10"/>
@@ -1443,7 +1452,7 @@
     </w:p>
     <w:p>
       <w:pPr>
-        <w:pStyle w:val="1"/>
+        <w:pStyle w:val="Heading1"/>
         <w:rPr>
           <w:rFonts w:ascii="Times New Roman" w:hAnsi="Times New Roman" w:cs="Times New Roman"/>
           <w:b/>
@@ -1473,7 +1482,7 @@
     </w:p>
     <w:p>
       <w:pPr>
-        <w:pStyle w:val="2"/>
+        <w:pStyle w:val="Heading2"/>
         <w:rPr>
           <w:rFonts w:ascii="Times New Roman" w:hAnsi="Times New Roman" w:cs="Times New Roman"/>
           <w:sz w:val="28"/>
@@ -1501,7 +1510,7 @@
     </w:p>
     <w:p>
       <w:pPr>
-        <w:pStyle w:val="a3"/>
+        <w:pStyle w:val="ListParagraph"/>
         <w:numPr>
           <w:ilvl w:val="0"/>
           <w:numId w:val="11"/>
@@ -1534,7 +1543,7 @@
     </w:p>
     <w:p>
       <w:pPr>
-        <w:pStyle w:val="a3"/>
+        <w:pStyle w:val="ListParagraph"/>
         <w:numPr>
           <w:ilvl w:val="0"/>
           <w:numId w:val="11"/>
@@ -1557,17 +1566,17 @@
     </w:p>
     <w:p>
       <w:pPr>
-        <w:pStyle w:val="2"/>
-        <w:rPr>
-          <w:rFonts w:ascii="Times New Roman" w:hAnsi="Times New Roman" w:cs="Times New Roman"/>
-          <w:sz w:val="28"/>
-          <w:szCs w:val="24"/>
-        </w:rPr>
-      </w:pPr>
-    </w:p>
-    <w:p>
-      <w:pPr>
-        <w:pStyle w:val="2"/>
+        <w:pStyle w:val="Heading2"/>
+        <w:rPr>
+          <w:rFonts w:ascii="Times New Roman" w:hAnsi="Times New Roman" w:cs="Times New Roman"/>
+          <w:sz w:val="28"/>
+          <w:szCs w:val="24"/>
+        </w:rPr>
+      </w:pPr>
+    </w:p>
+    <w:p>
+      <w:pPr>
+        <w:pStyle w:val="Heading2"/>
         <w:rPr>
           <w:rFonts w:ascii="Times New Roman" w:hAnsi="Times New Roman" w:cs="Times New Roman"/>
           <w:sz w:val="28"/>
@@ -1595,7 +1604,7 @@
     </w:p>
     <w:p>
       <w:pPr>
-        <w:pStyle w:val="a3"/>
+        <w:pStyle w:val="ListParagraph"/>
         <w:numPr>
           <w:ilvl w:val="0"/>
           <w:numId w:val="13"/>
@@ -1628,7 +1637,7 @@
     </w:p>
     <w:p>
       <w:pPr>
-        <w:pStyle w:val="a3"/>
+        <w:pStyle w:val="ListParagraph"/>
         <w:numPr>
           <w:ilvl w:val="0"/>
           <w:numId w:val="13"/>
@@ -1661,7 +1670,7 @@
     </w:p>
     <w:p>
       <w:pPr>
-        <w:pStyle w:val="2"/>
+        <w:pStyle w:val="Heading2"/>
         <w:rPr>
           <w:rFonts w:ascii="Times New Roman" w:hAnsi="Times New Roman" w:cs="Times New Roman"/>
           <w:sz w:val="28"/>
@@ -1689,7 +1698,7 @@
     </w:p>
     <w:p>
       <w:pPr>
-        <w:pStyle w:val="a3"/>
+        <w:pStyle w:val="ListParagraph"/>
         <w:numPr>
           <w:ilvl w:val="0"/>
           <w:numId w:val="14"/>
@@ -1722,7 +1731,7 @@
     </w:p>
     <w:p>
       <w:pPr>
-        <w:pStyle w:val="a3"/>
+        <w:pStyle w:val="ListParagraph"/>
         <w:numPr>
           <w:ilvl w:val="0"/>
           <w:numId w:val="14"/>
@@ -1755,7 +1764,7 @@
     </w:p>
     <w:p>
       <w:pPr>
-        <w:pStyle w:val="2"/>
+        <w:pStyle w:val="Heading2"/>
         <w:rPr>
           <w:rFonts w:ascii="Times New Roman" w:hAnsi="Times New Roman" w:cs="Times New Roman"/>
           <w:sz w:val="28"/>
@@ -1783,7 +1792,7 @@
     </w:p>
     <w:p>
       <w:pPr>
-        <w:pStyle w:val="a3"/>
+        <w:pStyle w:val="ListParagraph"/>
         <w:numPr>
           <w:ilvl w:val="0"/>
           <w:numId w:val="15"/>
@@ -1816,7 +1825,7 @@
     </w:p>
     <w:p>
       <w:pPr>
-        <w:pStyle w:val="a3"/>
+        <w:pStyle w:val="ListParagraph"/>
         <w:numPr>
           <w:ilvl w:val="0"/>
           <w:numId w:val="15"/>
@@ -1849,7 +1858,7 @@
     </w:p>
     <w:p>
       <w:pPr>
-        <w:pStyle w:val="a3"/>
+        <w:pStyle w:val="ListParagraph"/>
         <w:numPr>
           <w:ilvl w:val="0"/>
           <w:numId w:val="15"/>
@@ -1883,7 +1892,7 @@
     </w:p>
     <w:p>
       <w:pPr>
-        <w:pStyle w:val="1"/>
+        <w:pStyle w:val="Heading1"/>
         <w:rPr>
           <w:rFonts w:ascii="Times New Roman" w:hAnsi="Times New Roman" w:cs="Times New Roman"/>
           <w:b/>
@@ -1913,7 +1922,7 @@
     </w:p>
     <w:p>
       <w:pPr>
-        <w:pStyle w:val="2"/>
+        <w:pStyle w:val="Heading2"/>
         <w:rPr>
           <w:rFonts w:ascii="Times New Roman" w:hAnsi="Times New Roman" w:cs="Times New Roman"/>
           <w:sz w:val="28"/>
@@ -1941,7 +1950,7 @@
     </w:p>
     <w:p>
       <w:pPr>
-        <w:pStyle w:val="a3"/>
+        <w:pStyle w:val="ListParagraph"/>
         <w:numPr>
           <w:ilvl w:val="0"/>
           <w:numId w:val="16"/>
@@ -1974,7 +1983,7 @@
     </w:p>
     <w:p>
       <w:pPr>
-        <w:pStyle w:val="a3"/>
+        <w:pStyle w:val="ListParagraph"/>
         <w:numPr>
           <w:ilvl w:val="0"/>
           <w:numId w:val="16"/>
@@ -2007,7 +2016,7 @@
     </w:p>
     <w:p>
       <w:pPr>
-        <w:pStyle w:val="2"/>
+        <w:pStyle w:val="Heading2"/>
         <w:rPr>
           <w:rFonts w:ascii="Times New Roman" w:hAnsi="Times New Roman" w:cs="Times New Roman"/>
           <w:sz w:val="28"/>
@@ -2035,7 +2044,7 @@
     </w:p>
     <w:p>
       <w:pPr>
-        <w:pStyle w:val="a3"/>
+        <w:pStyle w:val="ListParagraph"/>
         <w:numPr>
           <w:ilvl w:val="0"/>
           <w:numId w:val="17"/>
@@ -2068,7 +2077,7 @@
     </w:p>
     <w:p>
       <w:pPr>
-        <w:pStyle w:val="a3"/>
+        <w:pStyle w:val="ListParagraph"/>
         <w:numPr>
           <w:ilvl w:val="0"/>
           <w:numId w:val="17"/>
@@ -2101,7 +2110,7 @@
     </w:p>
     <w:p>
       <w:pPr>
-        <w:pStyle w:val="2"/>
+        <w:pStyle w:val="Heading2"/>
         <w:rPr>
           <w:rFonts w:ascii="Times New Roman" w:hAnsi="Times New Roman" w:cs="Times New Roman"/>
           <w:sz w:val="28"/>
@@ -2129,7 +2138,7 @@
     </w:p>
     <w:p>
       <w:pPr>
-        <w:pStyle w:val="a3"/>
+        <w:pStyle w:val="ListParagraph"/>
         <w:numPr>
           <w:ilvl w:val="0"/>
           <w:numId w:val="18"/>
@@ -2162,7 +2171,7 @@
     </w:p>
     <w:p>
       <w:pPr>
-        <w:pStyle w:val="a3"/>
+        <w:pStyle w:val="ListParagraph"/>
         <w:numPr>
           <w:ilvl w:val="0"/>
           <w:numId w:val="18"/>
@@ -2185,17 +2194,17 @@
     </w:p>
     <w:p>
       <w:pPr>
-        <w:pStyle w:val="2"/>
-        <w:rPr>
-          <w:rFonts w:ascii="Times New Roman" w:hAnsi="Times New Roman" w:cs="Times New Roman"/>
-          <w:sz w:val="28"/>
-          <w:szCs w:val="24"/>
-        </w:rPr>
-      </w:pPr>
-    </w:p>
-    <w:p>
-      <w:pPr>
-        <w:pStyle w:val="2"/>
+        <w:pStyle w:val="Heading2"/>
+        <w:rPr>
+          <w:rFonts w:ascii="Times New Roman" w:hAnsi="Times New Roman" w:cs="Times New Roman"/>
+          <w:sz w:val="28"/>
+          <w:szCs w:val="24"/>
+        </w:rPr>
+      </w:pPr>
+    </w:p>
+    <w:p>
+      <w:pPr>
+        <w:pStyle w:val="Heading2"/>
         <w:rPr>
           <w:rFonts w:ascii="Times New Roman" w:hAnsi="Times New Roman" w:cs="Times New Roman"/>
           <w:sz w:val="28"/>
@@ -2223,7 +2232,7 @@
     </w:p>
     <w:p>
       <w:pPr>
-        <w:pStyle w:val="a3"/>
+        <w:pStyle w:val="ListParagraph"/>
         <w:numPr>
           <w:ilvl w:val="0"/>
           <w:numId w:val="12"/>
@@ -2256,7 +2265,7 @@
     </w:p>
     <w:p>
       <w:pPr>
-        <w:pStyle w:val="a3"/>
+        <w:pStyle w:val="ListParagraph"/>
         <w:numPr>
           <w:ilvl w:val="0"/>
           <w:numId w:val="12"/>
@@ -2289,7 +2298,7 @@
     </w:p>
     <w:p>
       <w:pPr>
-        <w:pStyle w:val="2"/>
+        <w:pStyle w:val="Heading2"/>
         <w:rPr>
           <w:rFonts w:ascii="Times New Roman" w:hAnsi="Times New Roman" w:cs="Times New Roman"/>
           <w:sz w:val="28"/>
@@ -2317,7 +2326,7 @@
     </w:p>
     <w:p>
       <w:pPr>
-        <w:pStyle w:val="a3"/>
+        <w:pStyle w:val="ListParagraph"/>
         <w:numPr>
           <w:ilvl w:val="0"/>
           <w:numId w:val="19"/>
@@ -2350,7 +2359,7 @@
     </w:p>
     <w:p>
       <w:pPr>
-        <w:pStyle w:val="a3"/>
+        <w:pStyle w:val="ListParagraph"/>
         <w:numPr>
           <w:ilvl w:val="0"/>
           <w:numId w:val="19"/>
@@ -2383,7 +2392,7 @@
     </w:p>
     <w:p>
       <w:pPr>
-        <w:pStyle w:val="2"/>
+        <w:pStyle w:val="Heading2"/>
         <w:rPr>
           <w:rFonts w:ascii="Times New Roman" w:hAnsi="Times New Roman" w:cs="Times New Roman"/>
           <w:sz w:val="28"/>
@@ -2411,7 +2420,7 @@
     </w:p>
     <w:p>
       <w:pPr>
-        <w:pStyle w:val="1"/>
+        <w:pStyle w:val="Heading1"/>
         <w:rPr>
           <w:rFonts w:ascii="Times New Roman" w:hAnsi="Times New Roman" w:cs="Times New Roman"/>
           <w:b/>
@@ -2441,7 +2450,7 @@
     </w:p>
     <w:p>
       <w:pPr>
-        <w:pStyle w:val="2"/>
+        <w:pStyle w:val="Heading2"/>
         <w:rPr>
           <w:rFonts w:ascii="Times New Roman" w:hAnsi="Times New Roman" w:cs="Times New Roman"/>
           <w:sz w:val="28"/>
@@ -2460,7 +2469,7 @@
     </w:p>
     <w:p>
       <w:pPr>
-        <w:pStyle w:val="2"/>
+        <w:pStyle w:val="Heading2"/>
         <w:rPr>
           <w:rFonts w:ascii="Times New Roman" w:hAnsi="Times New Roman" w:cs="Times New Roman"/>
           <w:sz w:val="28"/>
@@ -2478,7 +2487,7 @@
     </w:p>
     <w:p>
       <w:pPr>
-        <w:pStyle w:val="2"/>
+        <w:pStyle w:val="Heading2"/>
         <w:rPr>
           <w:rFonts w:ascii="Times New Roman" w:hAnsi="Times New Roman" w:cs="Times New Roman"/>
           <w:sz w:val="28"/>
@@ -2496,7 +2505,7 @@
     </w:p>
     <w:p>
       <w:pPr>
-        <w:pStyle w:val="2"/>
+        <w:pStyle w:val="Heading2"/>
         <w:rPr>
           <w:rFonts w:ascii="Times New Roman" w:hAnsi="Times New Roman" w:cs="Times New Roman"/>
           <w:sz w:val="28"/>
@@ -2525,7 +2534,7 @@
     </w:p>
     <w:p>
       <w:pPr>
-        <w:pStyle w:val="1"/>
+        <w:pStyle w:val="Heading1"/>
         <w:rPr>
           <w:rFonts w:ascii="Times New Roman" w:hAnsi="Times New Roman" w:cs="Times New Roman"/>
           <w:b/>
@@ -2555,7 +2564,7 @@
     </w:p>
     <w:p>
       <w:pPr>
-        <w:pStyle w:val="2"/>
+        <w:pStyle w:val="Heading2"/>
         <w:rPr>
           <w:rFonts w:ascii="Times New Roman" w:hAnsi="Times New Roman" w:cs="Times New Roman"/>
           <w:sz w:val="28"/>
@@ -2573,7 +2582,7 @@
     </w:p>
     <w:p>
       <w:pPr>
-        <w:pStyle w:val="2"/>
+        <w:pStyle w:val="Heading2"/>
         <w:rPr>
           <w:rFonts w:ascii="Times New Roman" w:hAnsi="Times New Roman" w:cs="Times New Roman"/>
           <w:sz w:val="28"/>
@@ -2601,7 +2610,7 @@
     </w:p>
     <w:p>
       <w:pPr>
-        <w:pStyle w:val="a3"/>
+        <w:pStyle w:val="ListParagraph"/>
         <w:numPr>
           <w:ilvl w:val="0"/>
           <w:numId w:val="20"/>
@@ -2634,7 +2643,7 @@
     </w:p>
     <w:p>
       <w:pPr>
-        <w:pStyle w:val="a3"/>
+        <w:pStyle w:val="ListParagraph"/>
         <w:numPr>
           <w:ilvl w:val="0"/>
           <w:numId w:val="20"/>
@@ -2667,7 +2676,7 @@
     </w:p>
     <w:p>
       <w:pPr>
-        <w:pStyle w:val="a3"/>
+        <w:pStyle w:val="ListParagraph"/>
         <w:numPr>
           <w:ilvl w:val="0"/>
           <w:numId w:val="20"/>
@@ -2700,7 +2709,7 @@
     </w:p>
     <w:p>
       <w:pPr>
-        <w:pStyle w:val="a3"/>
+        <w:pStyle w:val="ListParagraph"/>
         <w:numPr>
           <w:ilvl w:val="0"/>
           <w:numId w:val="20"/>
@@ -2733,7 +2742,7 @@
     </w:p>
     <w:p>
       <w:pPr>
-        <w:pStyle w:val="2"/>
+        <w:pStyle w:val="Heading2"/>
         <w:rPr>
           <w:rFonts w:ascii="Times New Roman" w:hAnsi="Times New Roman" w:cs="Times New Roman"/>
           <w:sz w:val="28"/>
@@ -2761,7 +2770,7 @@
     </w:p>
     <w:p>
       <w:pPr>
-        <w:pStyle w:val="a3"/>
+        <w:pStyle w:val="ListParagraph"/>
         <w:numPr>
           <w:ilvl w:val="0"/>
           <w:numId w:val="21"/>
@@ -2794,7 +2803,7 @@
     </w:p>
     <w:p>
       <w:pPr>
-        <w:pStyle w:val="a3"/>
+        <w:pStyle w:val="ListParagraph"/>
         <w:numPr>
           <w:ilvl w:val="0"/>
           <w:numId w:val="21"/>
@@ -2827,7 +2836,7 @@
     </w:p>
     <w:p>
       <w:pPr>
-        <w:pStyle w:val="2"/>
+        <w:pStyle w:val="Heading2"/>
         <w:rPr>
           <w:rFonts w:ascii="Times New Roman" w:hAnsi="Times New Roman" w:cs="Times New Roman"/>
           <w:sz w:val="28"/>
@@ -2855,7 +2864,7 @@
     </w:p>
     <w:p>
       <w:pPr>
-        <w:pStyle w:val="1"/>
+        <w:pStyle w:val="Heading1"/>
         <w:rPr>
           <w:rFonts w:ascii="Times New Roman" w:hAnsi="Times New Roman" w:cs="Times New Roman"/>
           <w:b/>
@@ -2875,619 +2884,510 @@
     </w:p>
     <w:p>
       <w:pPr>
-        <w:pStyle w:val="2"/>
-        <w:rPr>
-          <w:rFonts w:ascii="Times New Roman" w:hAnsi="Times New Roman" w:cs="Times New Roman"/>
-          <w:sz w:val="28"/>
-          <w:szCs w:val="24"/>
-        </w:rPr>
-      </w:pPr>
+        <w:pStyle w:val="Heading2"/>
+        <w:rPr>
+          <w:rFonts w:ascii="Times New Roman" w:hAnsi="Times New Roman" w:cs="Times New Roman"/>
+          <w:sz w:val="28"/>
+          <w:szCs w:val="24"/>
+        </w:rPr>
+      </w:pPr>
+      <w:r>
+        <w:rPr>
+          <w:rFonts w:ascii="Times New Roman" w:hAnsi="Times New Roman" w:cs="Times New Roman"/>
+          <w:sz w:val="28"/>
+          <w:szCs w:val="24"/>
+        </w:rPr>
+        <w:t>7.1. Alpha канал и RGBA модел</w:t>
+      </w:r>
+    </w:p>
+    <w:p>
+      <w:pPr>
+        <w:pStyle w:val="Heading2"/>
+        <w:rPr>
+          <w:rFonts w:ascii="Times New Roman" w:hAnsi="Times New Roman" w:cs="Times New Roman"/>
+          <w:sz w:val="28"/>
+          <w:szCs w:val="24"/>
+        </w:rPr>
+      </w:pPr>
+      <w:r>
+        <w:rPr>
+          <w:rFonts w:ascii="Times New Roman" w:hAnsi="Times New Roman" w:cs="Times New Roman"/>
+          <w:sz w:val="28"/>
+          <w:szCs w:val="24"/>
+        </w:rPr>
+        <w:t>7.2. Теория на alpha blending</w:t>
+      </w:r>
+    </w:p>
+    <w:p>
+      <w:pPr>
+        <w:pStyle w:val="Heading2"/>
+        <w:rPr>
+          <w:rFonts w:ascii="Times New Roman" w:hAnsi="Times New Roman" w:cs="Times New Roman"/>
+          <w:sz w:val="28"/>
+          <w:szCs w:val="24"/>
+        </w:rPr>
+      </w:pPr>
+      <w:r>
+        <w:rPr>
+          <w:rFonts w:ascii="Times New Roman" w:hAnsi="Times New Roman" w:cs="Times New Roman"/>
+          <w:sz w:val="28"/>
+          <w:szCs w:val="24"/>
+        </w:rPr>
+        <w:t>7.3. Наслагване на PNG изображения</w:t>
+      </w:r>
+    </w:p>
+    <w:p>
+      <w:pPr>
+        <w:pStyle w:val="Heading2"/>
+        <w:rPr>
+          <w:rFonts w:ascii="Times New Roman" w:hAnsi="Times New Roman" w:cs="Times New Roman"/>
+          <w:sz w:val="28"/>
+          <w:szCs w:val="24"/>
+        </w:rPr>
+      </w:pPr>
+      <w:r>
+        <w:rPr>
+          <w:rFonts w:ascii="Times New Roman" w:hAnsi="Times New Roman" w:cs="Times New Roman"/>
+          <w:sz w:val="28"/>
+          <w:szCs w:val="24"/>
+        </w:rPr>
+        <w:t>7.4. Значение за реалистичен визуален резултат</w:t>
+      </w:r>
+    </w:p>
+    <w:p>
+      <w:pPr>
+        <w:pStyle w:val="Heading1"/>
+        <w:rPr>
+          <w:rFonts w:ascii="Times New Roman" w:hAnsi="Times New Roman" w:cs="Times New Roman"/>
+          <w:b/>
+          <w:sz w:val="28"/>
+          <w:szCs w:val="24"/>
+        </w:rPr>
+      </w:pPr>
+      <w:r>
+        <w:rPr>
+          <w:rFonts w:ascii="Times New Roman" w:hAnsi="Times New Roman" w:cs="Times New Roman"/>
+          <w:b/>
+          <w:sz w:val="28"/>
+          <w:szCs w:val="24"/>
+        </w:rPr>
+        <w:t>8. Математическа основа на проекта</w:t>
+      </w:r>
+    </w:p>
+    <w:p>
+      <w:pPr>
+        <w:pStyle w:val="Heading2"/>
+        <w:rPr>
+          <w:rFonts w:ascii="Times New Roman" w:hAnsi="Times New Roman" w:cs="Times New Roman"/>
+          <w:sz w:val="28"/>
+          <w:szCs w:val="24"/>
+        </w:rPr>
+      </w:pPr>
+    </w:p>
+    <w:p>
+      <w:pPr>
+        <w:pStyle w:val="Heading2"/>
+        <w:rPr>
+          <w:rFonts w:ascii="Times New Roman" w:hAnsi="Times New Roman" w:cs="Times New Roman"/>
+          <w:sz w:val="28"/>
+          <w:szCs w:val="24"/>
+        </w:rPr>
+      </w:pPr>
+      <w:r>
+        <w:rPr>
+          <w:rFonts w:ascii="Times New Roman" w:hAnsi="Times New Roman" w:cs="Times New Roman"/>
+          <w:sz w:val="28"/>
+          <w:szCs w:val="24"/>
+        </w:rPr>
+        <w:t>8.1. Работа с координатни системи</w:t>
+      </w:r>
+    </w:p>
+    <w:p>
+      <w:pPr>
+        <w:pStyle w:val="Heading2"/>
+        <w:rPr>
+          <w:rFonts w:ascii="Times New Roman" w:hAnsi="Times New Roman" w:cs="Times New Roman"/>
+          <w:sz w:val="28"/>
+          <w:szCs w:val="24"/>
+        </w:rPr>
+      </w:pPr>
+      <w:r>
+        <w:rPr>
+          <w:rFonts w:ascii="Times New Roman" w:hAnsi="Times New Roman" w:cs="Times New Roman"/>
+          <w:sz w:val="28"/>
+          <w:szCs w:val="24"/>
+        </w:rPr>
+        <w:t>8.2. Изчисляване на разстояние между точки</w:t>
+      </w:r>
+    </w:p>
+    <w:p>
+      <w:pPr>
+        <w:pStyle w:val="Heading2"/>
+        <w:rPr>
+          <w:rFonts w:ascii="Times New Roman" w:hAnsi="Times New Roman" w:cs="Times New Roman"/>
+          <w:sz w:val="28"/>
+          <w:szCs w:val="24"/>
+        </w:rPr>
+      </w:pPr>
+      <w:r>
+        <w:rPr>
+          <w:rFonts w:ascii="Times New Roman" w:hAnsi="Times New Roman" w:cs="Times New Roman"/>
+          <w:sz w:val="28"/>
+          <w:szCs w:val="24"/>
+        </w:rPr>
+        <w:t>8.3. Изчисляване на ъгъл и ориентация на пръст</w:t>
+      </w:r>
+    </w:p>
+    <w:p>
+      <w:pPr>
+        <w:spacing w:after="0" w:line="240" w:lineRule="auto"/>
+        <w:rPr>
+          <w:rFonts w:ascii="Times New Roman" w:hAnsi="Times New Roman" w:cs="Times New Roman"/>
+          <w:sz w:val="28"/>
+          <w:szCs w:val="24"/>
+        </w:rPr>
+      </w:pPr>
+    </w:p>
+    <w:p>
+      <w:pPr>
+        <w:pStyle w:val="Heading1"/>
+        <w:rPr>
+          <w:rFonts w:ascii="Times New Roman" w:hAnsi="Times New Roman" w:cs="Times New Roman"/>
+          <w:b/>
+          <w:sz w:val="28"/>
+          <w:szCs w:val="24"/>
+        </w:rPr>
+      </w:pPr>
+      <w:r>
+        <w:rPr>
+          <w:rFonts w:ascii="Times New Roman" w:hAnsi="Times New Roman" w:cs="Times New Roman"/>
+          <w:b/>
+          <w:sz w:val="28"/>
+          <w:szCs w:val="24"/>
+        </w:rPr>
+        <w:lastRenderedPageBreak/>
+        <w:t>9. Архитектура и използвани технологии</w:t>
+      </w:r>
+    </w:p>
+    <w:p>
+      <w:pPr>
+        <w:pStyle w:val="Heading2"/>
+        <w:rPr>
+          <w:rFonts w:ascii="Times New Roman" w:hAnsi="Times New Roman" w:cs="Times New Roman"/>
+          <w:sz w:val="28"/>
+          <w:szCs w:val="24"/>
+        </w:rPr>
+      </w:pPr>
+    </w:p>
+    <w:p>
+      <w:pPr>
+        <w:pStyle w:val="Heading2"/>
+        <w:rPr>
+          <w:rFonts w:ascii="Times New Roman" w:hAnsi="Times New Roman" w:cs="Times New Roman"/>
+          <w:sz w:val="28"/>
+          <w:szCs w:val="24"/>
+        </w:rPr>
+      </w:pPr>
+      <w:r>
+        <w:rPr>
+          <w:rFonts w:ascii="Times New Roman" w:hAnsi="Times New Roman" w:cs="Times New Roman"/>
+          <w:sz w:val="28"/>
+          <w:szCs w:val="24"/>
+        </w:rPr>
+        <w:t>9.1. Клиент-сървър архитектура</w:t>
+      </w:r>
+    </w:p>
+    <w:p>
+      <w:pPr>
+        <w:pStyle w:val="Heading2"/>
+        <w:rPr>
+          <w:rFonts w:ascii="Times New Roman" w:hAnsi="Times New Roman" w:cs="Times New Roman"/>
+          <w:sz w:val="28"/>
+          <w:szCs w:val="24"/>
+        </w:rPr>
+      </w:pPr>
+      <w:r>
+        <w:rPr>
+          <w:rFonts w:ascii="Times New Roman" w:hAnsi="Times New Roman" w:cs="Times New Roman"/>
+          <w:sz w:val="28"/>
+          <w:szCs w:val="24"/>
+        </w:rPr>
+        <w:t>9.2. Уеб framework Django</w:t>
+      </w:r>
+    </w:p>
+    <w:p>
+      <w:pPr>
+        <w:pStyle w:val="Heading2"/>
+        <w:rPr>
+          <w:rFonts w:ascii="Times New Roman" w:hAnsi="Times New Roman" w:cs="Times New Roman"/>
+          <w:sz w:val="28"/>
+          <w:szCs w:val="24"/>
+        </w:rPr>
+      </w:pPr>
+      <w:r>
+        <w:rPr>
+          <w:rFonts w:ascii="Times New Roman" w:hAnsi="Times New Roman" w:cs="Times New Roman"/>
+          <w:sz w:val="28"/>
+          <w:szCs w:val="24"/>
+        </w:rPr>
+        <w:t>9.3. Frontend технологии – HTML, CSS, JavaScript, Vue.js</w:t>
+      </w:r>
+    </w:p>
+    <w:p>
+      <w:pPr>
+        <w:pStyle w:val="Heading2"/>
+        <w:rPr>
+          <w:rFonts w:ascii="Times New Roman" w:hAnsi="Times New Roman" w:cs="Times New Roman"/>
+          <w:sz w:val="28"/>
+          <w:szCs w:val="24"/>
+        </w:rPr>
+      </w:pPr>
+      <w:r>
+        <w:rPr>
+          <w:rFonts w:ascii="Times New Roman" w:hAnsi="Times New Roman" w:cs="Times New Roman"/>
+          <w:sz w:val="28"/>
+          <w:szCs w:val="24"/>
+        </w:rPr>
+        <w:t>9.4. Поток на данните в приложението</w:t>
+      </w:r>
+    </w:p>
+    <w:p>
+      <w:pPr>
+        <w:spacing w:after="0" w:line="240" w:lineRule="auto"/>
+        <w:rPr>
+          <w:rFonts w:ascii="Times New Roman" w:hAnsi="Times New Roman" w:cs="Times New Roman"/>
+          <w:sz w:val="28"/>
+          <w:szCs w:val="24"/>
+        </w:rPr>
+      </w:pPr>
+    </w:p>
+    <w:p>
+      <w:pPr>
+        <w:pStyle w:val="Heading1"/>
+        <w:rPr>
+          <w:rFonts w:ascii="Times New Roman" w:hAnsi="Times New Roman" w:cs="Times New Roman"/>
+          <w:b/>
+          <w:sz w:val="28"/>
+          <w:szCs w:val="24"/>
+        </w:rPr>
+      </w:pPr>
+      <w:r>
+        <w:rPr>
+          <w:rFonts w:ascii="Times New Roman" w:hAnsi="Times New Roman" w:cs="Times New Roman"/>
+          <w:b/>
+          <w:sz w:val="28"/>
+          <w:szCs w:val="24"/>
+        </w:rPr>
+        <w:t>10. Реализация на приложението „Виртуално студио за маникюр“</w:t>
+      </w:r>
+    </w:p>
+    <w:p>
+      <w:pPr>
+        <w:spacing w:after="0" w:line="240" w:lineRule="auto"/>
+        <w:rPr>
+          <w:rFonts w:ascii="Times New Roman" w:hAnsi="Times New Roman" w:cs="Times New Roman"/>
+          <w:sz w:val="28"/>
+          <w:szCs w:val="24"/>
+        </w:rPr>
+      </w:pPr>
+    </w:p>
+    <w:p>
+      <w:pPr>
+        <w:pStyle w:val="Heading2"/>
+        <w:rPr>
+          <w:rFonts w:ascii="Times New Roman" w:hAnsi="Times New Roman" w:cs="Times New Roman"/>
+          <w:sz w:val="28"/>
+          <w:szCs w:val="24"/>
+        </w:rPr>
+      </w:pPr>
+      <w:r>
+        <w:rPr>
+          <w:rFonts w:ascii="Times New Roman" w:hAnsi="Times New Roman" w:cs="Times New Roman"/>
+          <w:sz w:val="28"/>
+          <w:szCs w:val="24"/>
+        </w:rPr>
+        <w:t>10.1. Обща концепция на приложението</w:t>
+      </w:r>
+    </w:p>
+    <w:p>
+      <w:pPr>
+        <w:pStyle w:val="Heading2"/>
+        <w:rPr>
+          <w:rFonts w:ascii="Times New Roman" w:hAnsi="Times New Roman" w:cs="Times New Roman"/>
+          <w:sz w:val="28"/>
+          <w:szCs w:val="24"/>
+        </w:rPr>
+      </w:pPr>
+      <w:r>
+        <w:rPr>
+          <w:rFonts w:ascii="Times New Roman" w:hAnsi="Times New Roman" w:cs="Times New Roman"/>
+          <w:sz w:val="28"/>
+          <w:szCs w:val="24"/>
+        </w:rPr>
+        <w:t>10.2. Потребителски интерфейс и потребителски сценарий</w:t>
+      </w:r>
+    </w:p>
+    <w:p>
+      <w:pPr>
+        <w:pStyle w:val="Heading2"/>
+        <w:rPr>
+          <w:rFonts w:ascii="Times New Roman" w:hAnsi="Times New Roman" w:cs="Times New Roman"/>
+          <w:sz w:val="28"/>
+          <w:szCs w:val="24"/>
+        </w:rPr>
+      </w:pPr>
+      <w:r>
+        <w:rPr>
+          <w:rFonts w:ascii="Times New Roman" w:hAnsi="Times New Roman" w:cs="Times New Roman"/>
+          <w:sz w:val="28"/>
+          <w:szCs w:val="24"/>
+        </w:rPr>
+        <w:t>10.3. Алгоритъм за обработка на изображението</w:t>
+      </w:r>
+    </w:p>
+    <w:p>
+      <w:pPr>
+        <w:pStyle w:val="Heading2"/>
+        <w:rPr>
+          <w:rFonts w:ascii="Times New Roman" w:hAnsi="Times New Roman" w:cs="Times New Roman"/>
+          <w:sz w:val="28"/>
+          <w:szCs w:val="24"/>
+        </w:rPr>
+      </w:pPr>
+      <w:r>
+        <w:rPr>
+          <w:rFonts w:ascii="Times New Roman" w:hAnsi="Times New Roman" w:cs="Times New Roman"/>
+          <w:sz w:val="28"/>
+          <w:szCs w:val="24"/>
+        </w:rPr>
+        <w:t>10.4. Геометрично напасване на маникюр моделите</w:t>
+      </w:r>
+    </w:p>
+    <w:p>
+      <w:pPr>
+        <w:pStyle w:val="Heading2"/>
+        <w:rPr>
+          <w:rFonts w:ascii="Times New Roman" w:hAnsi="Times New Roman" w:cs="Times New Roman"/>
+          <w:sz w:val="28"/>
+          <w:szCs w:val="24"/>
+        </w:rPr>
+      </w:pPr>
+      <w:r>
+        <w:rPr>
+          <w:rFonts w:ascii="Times New Roman" w:hAnsi="Times New Roman" w:cs="Times New Roman"/>
+          <w:sz w:val="28"/>
+          <w:szCs w:val="24"/>
+        </w:rPr>
+        <w:t>10.5. Наслагване и визуализация на резултата</w:t>
+      </w:r>
+    </w:p>
+    <w:p>
+      <w:pPr>
+        <w:pStyle w:val="Heading2"/>
+        <w:rPr>
+          <w:rFonts w:ascii="Times New Roman" w:hAnsi="Times New Roman" w:cs="Times New Roman"/>
+          <w:sz w:val="28"/>
+          <w:szCs w:val="24"/>
+        </w:rPr>
+      </w:pPr>
+      <w:r>
+        <w:rPr>
+          <w:rFonts w:ascii="Times New Roman" w:hAnsi="Times New Roman" w:cs="Times New Roman"/>
+          <w:sz w:val="28"/>
+          <w:szCs w:val="24"/>
+        </w:rPr>
+        <w:t>10.6. Примерни входни и изходни изображения</w:t>
+      </w:r>
+    </w:p>
+    <w:p>
+      <w:pPr>
+        <w:pStyle w:val="Heading2"/>
+        <w:rPr>
+          <w:rFonts w:ascii="Times New Roman" w:hAnsi="Times New Roman" w:cs="Times New Roman"/>
+          <w:sz w:val="28"/>
+          <w:szCs w:val="24"/>
+        </w:rPr>
+      </w:pPr>
+      <w:r>
+        <w:rPr>
+          <w:rFonts w:ascii="Times New Roman" w:hAnsi="Times New Roman" w:cs="Times New Roman"/>
+          <w:sz w:val="28"/>
+          <w:szCs w:val="24"/>
+        </w:rPr>
+        <w:t>10.7. Тестване и демонстрация</w:t>
+      </w:r>
+    </w:p>
+    <w:p>
+      <w:pPr>
+        <w:spacing w:after="0" w:line="240" w:lineRule="auto"/>
+        <w:rPr>
+          <w:rFonts w:ascii="Times New Roman" w:hAnsi="Times New Roman" w:cs="Times New Roman"/>
+          <w:sz w:val="28"/>
+          <w:szCs w:val="24"/>
+        </w:rPr>
+      </w:pPr>
+    </w:p>
+    <w:p>
+      <w:pPr>
+        <w:pStyle w:val="Heading1"/>
+        <w:rPr>
+          <w:rFonts w:ascii="Times New Roman" w:hAnsi="Times New Roman" w:cs="Times New Roman"/>
+          <w:b/>
+          <w:sz w:val="28"/>
+          <w:szCs w:val="24"/>
+        </w:rPr>
+      </w:pPr>
+      <w:r>
+        <w:rPr>
+          <w:rFonts w:ascii="Times New Roman" w:hAnsi="Times New Roman" w:cs="Times New Roman"/>
+          <w:b/>
+          <w:sz w:val="28"/>
+          <w:szCs w:val="24"/>
+        </w:rPr>
+        <w:t>11. Предимства и ограничения на разработеното решение</w:t>
+      </w:r>
+    </w:p>
+    <w:p>
+      <w:pPr>
+        <w:pStyle w:val="Heading1"/>
+        <w:rPr>
+          <w:rFonts w:ascii="Times New Roman" w:hAnsi="Times New Roman" w:cs="Times New Roman"/>
+          <w:b/>
+          <w:sz w:val="28"/>
+          <w:szCs w:val="24"/>
+        </w:rPr>
+      </w:pPr>
+      <w:r>
+        <w:rPr>
+          <w:rFonts w:ascii="Times New Roman" w:hAnsi="Times New Roman" w:cs="Times New Roman"/>
+          <w:b/>
+          <w:sz w:val="28"/>
+          <w:szCs w:val="24"/>
+        </w:rPr>
+        <w:t>12. Заключение</w:t>
+      </w:r>
+    </w:p>
+    <w:p>
+      <w:pPr>
+        <w:pStyle w:val="Heading1"/>
+        <w:rPr>
+          <w:rFonts w:ascii="Times New Roman" w:hAnsi="Times New Roman" w:cs="Times New Roman"/>
+          <w:b/>
+          <w:sz w:val="28"/>
+          <w:szCs w:val="24"/>
+        </w:rPr>
+      </w:pPr>
+      <w:r>
+        <w:rPr>
+          <w:rFonts w:ascii="Times New Roman" w:hAnsi="Times New Roman" w:cs="Times New Roman"/>
+          <w:b/>
+          <w:sz w:val="28"/>
+          <w:szCs w:val="24"/>
+        </w:rPr>
+        <w:t>13. Използвана литература и източници</w:t>
+      </w:r>
       <w:bookmarkStart w:id="0" w:name="_GoBack"/>
       <w:bookmarkEnd w:id="0"/>
-      <w:r>
-        <w:rPr>
-          <w:rFonts w:ascii="Times New Roman" w:hAnsi="Times New Roman" w:cs="Times New Roman"/>
-          <w:sz w:val="28"/>
-          <w:szCs w:val="24"/>
-        </w:rPr>
-        <w:t>7.1. Alpha канал и RGBA модел</w:t>
-      </w:r>
-    </w:p>
-    <w:p>
-      <w:pPr>
-        <w:pStyle w:val="2"/>
-        <w:rPr>
-          <w:rFonts w:ascii="Times New Roman" w:hAnsi="Times New Roman" w:cs="Times New Roman"/>
-          <w:sz w:val="28"/>
-          <w:szCs w:val="24"/>
-        </w:rPr>
-      </w:pPr>
-      <w:r>
-        <w:rPr>
-          <w:rFonts w:ascii="Times New Roman" w:hAnsi="Times New Roman" w:cs="Times New Roman"/>
-          <w:sz w:val="28"/>
-          <w:szCs w:val="24"/>
-        </w:rPr>
-        <w:t>7.2. Теория на alpha blending</w:t>
-      </w:r>
-    </w:p>
-    <w:p>
-      <w:pPr>
-        <w:pStyle w:val="2"/>
-        <w:rPr>
-          <w:rFonts w:ascii="Times New Roman" w:hAnsi="Times New Roman" w:cs="Times New Roman"/>
-          <w:sz w:val="28"/>
-          <w:szCs w:val="24"/>
-        </w:rPr>
-      </w:pPr>
-      <w:r>
-        <w:rPr>
-          <w:rFonts w:ascii="Times New Roman" w:hAnsi="Times New Roman" w:cs="Times New Roman"/>
-          <w:sz w:val="28"/>
-          <w:szCs w:val="24"/>
-        </w:rPr>
-        <w:t>7.3. Наслагване на PNG изображения</w:t>
-      </w:r>
-    </w:p>
-    <w:p>
-      <w:pPr>
-        <w:pStyle w:val="2"/>
-        <w:rPr>
-          <w:rFonts w:ascii="Times New Roman" w:hAnsi="Times New Roman" w:cs="Times New Roman"/>
-          <w:sz w:val="28"/>
-          <w:szCs w:val="24"/>
-        </w:rPr>
-      </w:pPr>
-      <w:r>
-        <w:rPr>
-          <w:rFonts w:ascii="Times New Roman" w:hAnsi="Times New Roman" w:cs="Times New Roman"/>
-          <w:sz w:val="28"/>
-          <w:szCs w:val="24"/>
-        </w:rPr>
-        <w:t>7.4. Значение за реалистичен визуален резултат</w:t>
-      </w:r>
-    </w:p>
-    <w:p>
-      <w:pPr>
-        <w:pStyle w:val="1"/>
-        <w:rPr>
-          <w:rFonts w:ascii="Times New Roman" w:hAnsi="Times New Roman" w:cs="Times New Roman"/>
-          <w:b/>
-          <w:sz w:val="28"/>
-          <w:szCs w:val="24"/>
-        </w:rPr>
-      </w:pPr>
-      <w:r>
-        <w:rPr>
-          <w:rFonts w:ascii="Times New Roman" w:hAnsi="Times New Roman" w:cs="Times New Roman"/>
-          <w:b/>
-          <w:sz w:val="28"/>
-          <w:szCs w:val="24"/>
-        </w:rPr>
-        <w:t>8. Математическа основа на проекта</w:t>
-      </w:r>
-    </w:p>
-    <w:p>
-      <w:pPr>
-        <w:pStyle w:val="2"/>
-        <w:rPr>
-          <w:rFonts w:ascii="Times New Roman" w:hAnsi="Times New Roman" w:cs="Times New Roman"/>
-          <w:sz w:val="28"/>
-          <w:szCs w:val="24"/>
-        </w:rPr>
-      </w:pPr>
-    </w:p>
-    <w:p>
-      <w:pPr>
-        <w:pStyle w:val="2"/>
-        <w:rPr>
-          <w:rFonts w:ascii="Times New Roman" w:hAnsi="Times New Roman" w:cs="Times New Roman"/>
-          <w:sz w:val="28"/>
-          <w:szCs w:val="24"/>
-        </w:rPr>
-      </w:pPr>
-      <w:r>
-        <w:rPr>
-          <w:rFonts w:ascii="Times New Roman" w:hAnsi="Times New Roman" w:cs="Times New Roman"/>
-          <w:sz w:val="28"/>
-          <w:szCs w:val="24"/>
-        </w:rPr>
-        <w:t>8.1. Работа с координатни системи</w:t>
-      </w:r>
-    </w:p>
-    <w:p>
-      <w:pPr>
-        <w:pStyle w:val="2"/>
-        <w:rPr>
-          <w:rFonts w:ascii="Times New Roman" w:hAnsi="Times New Roman" w:cs="Times New Roman"/>
-          <w:sz w:val="28"/>
-          <w:szCs w:val="24"/>
-        </w:rPr>
-      </w:pPr>
-      <w:r>
-        <w:rPr>
-          <w:rFonts w:ascii="Times New Roman" w:hAnsi="Times New Roman" w:cs="Times New Roman"/>
-          <w:sz w:val="28"/>
-          <w:szCs w:val="24"/>
-        </w:rPr>
-        <w:t>8.2. Изчисляване на разстояние между точки</w:t>
-      </w:r>
-    </w:p>
-    <w:p>
-      <w:pPr>
-        <w:pStyle w:val="2"/>
-        <w:rPr>
-          <w:rFonts w:ascii="Times New Roman" w:hAnsi="Times New Roman" w:cs="Times New Roman"/>
-          <w:sz w:val="28"/>
-          <w:szCs w:val="24"/>
-        </w:rPr>
-      </w:pPr>
-      <w:r>
-        <w:rPr>
-          <w:rFonts w:ascii="Times New Roman" w:hAnsi="Times New Roman" w:cs="Times New Roman"/>
-          <w:sz w:val="28"/>
-          <w:szCs w:val="24"/>
-        </w:rPr>
-        <w:t>8.3. Изчисляване на ъгъл и ориентация на пръст</w:t>
-      </w:r>
-    </w:p>
-    <w:p>
-      <w:pPr>
-        <w:spacing w:after="0" w:line="240" w:lineRule="auto"/>
-        <w:rPr>
-          <w:rFonts w:ascii="Times New Roman" w:hAnsi="Times New Roman" w:cs="Times New Roman"/>
-          <w:sz w:val="28"/>
-          <w:szCs w:val="24"/>
-        </w:rPr>
-      </w:pPr>
-    </w:p>
-    <w:p>
-      <w:pPr>
-        <w:pStyle w:val="1"/>
-        <w:rPr>
-          <w:rFonts w:ascii="Times New Roman" w:hAnsi="Times New Roman" w:cs="Times New Roman"/>
-          <w:b/>
-          <w:sz w:val="28"/>
-          <w:szCs w:val="24"/>
-        </w:rPr>
-      </w:pPr>
-      <w:r>
-        <w:rPr>
-          <w:rFonts w:ascii="Times New Roman" w:hAnsi="Times New Roman" w:cs="Times New Roman"/>
-          <w:b/>
-          <w:sz w:val="28"/>
-          <w:szCs w:val="24"/>
-        </w:rPr>
-        <w:lastRenderedPageBreak/>
-        <w:t>9. Архитектура и използвани технологии</w:t>
-      </w:r>
-    </w:p>
-    <w:p>
-      <w:pPr>
-        <w:pStyle w:val="2"/>
-        <w:rPr>
-          <w:rFonts w:ascii="Times New Roman" w:hAnsi="Times New Roman" w:cs="Times New Roman"/>
-          <w:sz w:val="28"/>
-          <w:szCs w:val="24"/>
-        </w:rPr>
-      </w:pPr>
-    </w:p>
-    <w:p>
-      <w:pPr>
-        <w:pStyle w:val="2"/>
-        <w:rPr>
-          <w:rFonts w:ascii="Times New Roman" w:hAnsi="Times New Roman" w:cs="Times New Roman"/>
-          <w:sz w:val="28"/>
-          <w:szCs w:val="24"/>
-        </w:rPr>
-      </w:pPr>
-      <w:r>
-        <w:rPr>
-          <w:rFonts w:ascii="Times New Roman" w:hAnsi="Times New Roman" w:cs="Times New Roman"/>
-          <w:sz w:val="28"/>
-          <w:szCs w:val="24"/>
-        </w:rPr>
-        <w:t>9.1. Клиент-сървър архитектура</w:t>
-      </w:r>
-    </w:p>
-    <w:p>
-      <w:pPr>
-        <w:pStyle w:val="2"/>
-        <w:rPr>
-          <w:rFonts w:ascii="Times New Roman" w:hAnsi="Times New Roman" w:cs="Times New Roman"/>
-          <w:sz w:val="28"/>
-          <w:szCs w:val="24"/>
-        </w:rPr>
-      </w:pPr>
-      <w:r>
-        <w:rPr>
-          <w:rFonts w:ascii="Times New Roman" w:hAnsi="Times New Roman" w:cs="Times New Roman"/>
-          <w:sz w:val="28"/>
-          <w:szCs w:val="24"/>
-        </w:rPr>
-        <w:t>9.2. Уеб framework Django</w:t>
-      </w:r>
-    </w:p>
-    <w:p>
-      <w:pPr>
-        <w:pStyle w:val="2"/>
-        <w:rPr>
-          <w:rFonts w:ascii="Times New Roman" w:hAnsi="Times New Roman" w:cs="Times New Roman"/>
-          <w:sz w:val="28"/>
-          <w:szCs w:val="24"/>
-        </w:rPr>
-      </w:pPr>
-      <w:r>
-        <w:rPr>
-          <w:rFonts w:ascii="Times New Roman" w:hAnsi="Times New Roman" w:cs="Times New Roman"/>
-          <w:sz w:val="28"/>
-          <w:szCs w:val="24"/>
-        </w:rPr>
-        <w:t>9.3. Frontend технологии – HTML, CSS, JavaScript, Vue.js</w:t>
-      </w:r>
-    </w:p>
-    <w:p>
-      <w:pPr>
-        <w:pStyle w:val="2"/>
-        <w:rPr>
-          <w:rFonts w:ascii="Times New Roman" w:hAnsi="Times New Roman" w:cs="Times New Roman"/>
-          <w:sz w:val="28"/>
-          <w:szCs w:val="24"/>
-        </w:rPr>
-      </w:pPr>
-      <w:r>
-        <w:rPr>
-          <w:rFonts w:ascii="Times New Roman" w:hAnsi="Times New Roman" w:cs="Times New Roman"/>
-          <w:sz w:val="28"/>
-          <w:szCs w:val="24"/>
-        </w:rPr>
-        <w:t>9.4. Поток на данните в приложението</w:t>
-      </w:r>
-    </w:p>
-    <w:p>
-      <w:pPr>
-        <w:spacing w:after="0" w:line="240" w:lineRule="auto"/>
-        <w:rPr>
-          <w:rFonts w:ascii="Times New Roman" w:hAnsi="Times New Roman" w:cs="Times New Roman"/>
-          <w:sz w:val="28"/>
-          <w:szCs w:val="24"/>
-        </w:rPr>
-      </w:pPr>
-    </w:p>
-    <w:p>
-      <w:pPr>
-        <w:pStyle w:val="1"/>
-        <w:rPr>
-          <w:rFonts w:ascii="Times New Roman" w:hAnsi="Times New Roman" w:cs="Times New Roman"/>
-          <w:b/>
-          <w:sz w:val="28"/>
-          <w:szCs w:val="24"/>
-        </w:rPr>
-      </w:pPr>
-      <w:r>
-        <w:rPr>
-          <w:rFonts w:ascii="Times New Roman" w:hAnsi="Times New Roman" w:cs="Times New Roman"/>
-          <w:b/>
-          <w:sz w:val="28"/>
-          <w:szCs w:val="24"/>
-        </w:rPr>
-        <w:t>10. Реализация на приложението „Виртуално студио за маникюр“</w:t>
-      </w:r>
-    </w:p>
-    <w:p>
-      <w:pPr>
-        <w:spacing w:after="0" w:line="240" w:lineRule="auto"/>
-        <w:rPr>
-          <w:rFonts w:ascii="Times New Roman" w:hAnsi="Times New Roman" w:cs="Times New Roman"/>
-          <w:sz w:val="28"/>
-          <w:szCs w:val="24"/>
-        </w:rPr>
-      </w:pPr>
-    </w:p>
-    <w:p>
-      <w:pPr>
-        <w:pStyle w:val="2"/>
-        <w:rPr>
-          <w:rFonts w:ascii="Times New Roman" w:hAnsi="Times New Roman" w:cs="Times New Roman"/>
-          <w:sz w:val="28"/>
-          <w:szCs w:val="24"/>
-        </w:rPr>
-      </w:pPr>
-      <w:r>
-        <w:rPr>
-          <w:rFonts w:ascii="Times New Roman" w:hAnsi="Times New Roman" w:cs="Times New Roman"/>
-          <w:sz w:val="28"/>
-          <w:szCs w:val="24"/>
-        </w:rPr>
-        <w:t>10.1. Обща концепция на приложението</w:t>
-      </w:r>
-    </w:p>
-    <w:p>
-      <w:pPr>
-        <w:pStyle w:val="2"/>
-        <w:rPr>
-          <w:rFonts w:ascii="Times New Roman" w:hAnsi="Times New Roman" w:cs="Times New Roman"/>
-          <w:sz w:val="28"/>
-          <w:szCs w:val="24"/>
-        </w:rPr>
-      </w:pPr>
-      <w:r>
-        <w:rPr>
-          <w:rFonts w:ascii="Times New Roman" w:hAnsi="Times New Roman" w:cs="Times New Roman"/>
-          <w:sz w:val="28"/>
-          <w:szCs w:val="24"/>
-        </w:rPr>
-        <w:t>10.2. Потребителски интерфейс и потребителски сценарий</w:t>
-      </w:r>
-    </w:p>
-    <w:p>
-      <w:pPr>
-        <w:pStyle w:val="2"/>
-        <w:rPr>
-          <w:rFonts w:ascii="Times New Roman" w:hAnsi="Times New Roman" w:cs="Times New Roman"/>
-          <w:sz w:val="28"/>
-          <w:szCs w:val="24"/>
-        </w:rPr>
-      </w:pPr>
-      <w:r>
-        <w:rPr>
-          <w:rFonts w:ascii="Times New Roman" w:hAnsi="Times New Roman" w:cs="Times New Roman"/>
-          <w:sz w:val="28"/>
-          <w:szCs w:val="24"/>
-        </w:rPr>
-        <w:t>10.3. Алгоритъм за обработка на изображението</w:t>
-      </w:r>
-    </w:p>
-    <w:p>
-      <w:pPr>
-        <w:pStyle w:val="2"/>
-        <w:rPr>
-          <w:rFonts w:ascii="Times New Roman" w:hAnsi="Times New Roman" w:cs="Times New Roman"/>
-          <w:sz w:val="28"/>
-          <w:szCs w:val="24"/>
-        </w:rPr>
-      </w:pPr>
-      <w:r>
-        <w:rPr>
-          <w:rFonts w:ascii="Times New Roman" w:hAnsi="Times New Roman" w:cs="Times New Roman"/>
-          <w:sz w:val="28"/>
-          <w:szCs w:val="24"/>
-        </w:rPr>
-        <w:t>10.4. Геометрично напасване на маникюр моделите</w:t>
-      </w:r>
-    </w:p>
-    <w:p>
-      <w:pPr>
-        <w:pStyle w:val="2"/>
-        <w:rPr>
-          <w:rFonts w:ascii="Times New Roman" w:hAnsi="Times New Roman" w:cs="Times New Roman"/>
-          <w:sz w:val="28"/>
-          <w:szCs w:val="24"/>
-        </w:rPr>
-      </w:pPr>
-      <w:r>
-        <w:rPr>
-          <w:rFonts w:ascii="Times New Roman" w:hAnsi="Times New Roman" w:cs="Times New Roman"/>
-          <w:sz w:val="28"/>
-          <w:szCs w:val="24"/>
-        </w:rPr>
-        <w:t>10.5. Наслагване и визуализация на резултата</w:t>
-      </w:r>
-    </w:p>
-    <w:p>
-      <w:pPr>
-        <w:pStyle w:val="2"/>
-        <w:rPr>
-          <w:rFonts w:ascii="Times New Roman" w:hAnsi="Times New Roman" w:cs="Times New Roman"/>
-          <w:sz w:val="28"/>
-          <w:szCs w:val="24"/>
-        </w:rPr>
-      </w:pPr>
-      <w:r>
-        <w:rPr>
-          <w:rFonts w:ascii="Times New Roman" w:hAnsi="Times New Roman" w:cs="Times New Roman"/>
-          <w:sz w:val="28"/>
-          <w:szCs w:val="24"/>
-        </w:rPr>
-        <w:t>10.6. Примерни входни и изходни изображения</w:t>
-      </w:r>
-    </w:p>
-    <w:p>
-      <w:pPr>
-        <w:pStyle w:val="2"/>
-        <w:rPr>
-          <w:rFonts w:ascii="Times New Roman" w:hAnsi="Times New Roman" w:cs="Times New Roman"/>
-          <w:sz w:val="28"/>
-          <w:szCs w:val="24"/>
-        </w:rPr>
-      </w:pPr>
-      <w:r>
-        <w:rPr>
-          <w:rFonts w:ascii="Times New Roman" w:hAnsi="Times New Roman" w:cs="Times New Roman"/>
-          <w:sz w:val="28"/>
-          <w:szCs w:val="24"/>
-        </w:rPr>
-        <w:t>10.7. Тестване и демонстрация</w:t>
-      </w:r>
-    </w:p>
-    <w:p>
-      <w:pPr>
-        <w:spacing w:after="0" w:line="240" w:lineRule="auto"/>
-        <w:rPr>
-          <w:rFonts w:ascii="Times New Roman" w:hAnsi="Times New Roman" w:cs="Times New Roman"/>
-          <w:sz w:val="28"/>
-          <w:szCs w:val="24"/>
-        </w:rPr>
-      </w:pPr>
-    </w:p>
-    <w:p>
-      <w:pPr>
-        <w:pStyle w:val="1"/>
-        <w:rPr>
-          <w:rFonts w:ascii="Times New Roman" w:hAnsi="Times New Roman" w:cs="Times New Roman"/>
-          <w:b/>
-          <w:sz w:val="28"/>
-          <w:szCs w:val="24"/>
-        </w:rPr>
-      </w:pPr>
-      <w:r>
-        <w:rPr>
-          <w:rFonts w:ascii="Times New Roman" w:hAnsi="Times New Roman" w:cs="Times New Roman"/>
-          <w:b/>
-          <w:sz w:val="28"/>
-          <w:szCs w:val="24"/>
-        </w:rPr>
-        <w:t>11. Предимства и ограничения на разработеното решение</w:t>
-      </w:r>
-    </w:p>
-    <w:p>
-      <w:pPr>
-        <w:spacing w:after="0" w:line="240" w:lineRule="auto"/>
-        <w:rPr>
-          <w:rFonts w:ascii="Times New Roman" w:hAnsi="Times New Roman" w:cs="Times New Roman"/>
-          <w:sz w:val="28"/>
-          <w:szCs w:val="24"/>
-        </w:rPr>
-      </w:pPr>
-    </w:p>
-    <w:p>
-      <w:pPr>
-        <w:pStyle w:val="2"/>
-        <w:rPr>
-          <w:rFonts w:ascii="Times New Roman" w:hAnsi="Times New Roman" w:cs="Times New Roman"/>
-          <w:sz w:val="28"/>
-          <w:szCs w:val="24"/>
-        </w:rPr>
-      </w:pPr>
-      <w:r>
-        <w:rPr>
-          <w:rFonts w:ascii="Times New Roman" w:hAnsi="Times New Roman" w:cs="Times New Roman"/>
-          <w:sz w:val="28"/>
-          <w:szCs w:val="24"/>
-        </w:rPr>
-        <w:t>11.1. Предимства на приложението</w:t>
-      </w:r>
-    </w:p>
-    <w:p>
-      <w:pPr>
-        <w:pStyle w:val="2"/>
-        <w:rPr>
-          <w:rFonts w:ascii="Times New Roman" w:hAnsi="Times New Roman" w:cs="Times New Roman"/>
-          <w:sz w:val="28"/>
-          <w:szCs w:val="24"/>
-        </w:rPr>
-      </w:pPr>
-      <w:r>
-        <w:rPr>
-          <w:rFonts w:ascii="Times New Roman" w:hAnsi="Times New Roman" w:cs="Times New Roman"/>
-          <w:sz w:val="28"/>
-          <w:szCs w:val="24"/>
-        </w:rPr>
-        <w:t>11.2. Ограничения и възможни проблеми</w:t>
-      </w:r>
-    </w:p>
-    <w:p>
-      <w:pPr>
-        <w:spacing w:after="0" w:line="240" w:lineRule="auto"/>
-        <w:rPr>
-          <w:rFonts w:ascii="Times New Roman" w:hAnsi="Times New Roman" w:cs="Times New Roman"/>
-          <w:sz w:val="28"/>
-          <w:szCs w:val="24"/>
-        </w:rPr>
-      </w:pPr>
-    </w:p>
-    <w:p>
-      <w:pPr>
-        <w:pStyle w:val="1"/>
-        <w:rPr>
-          <w:rFonts w:ascii="Times New Roman" w:hAnsi="Times New Roman" w:cs="Times New Roman"/>
-          <w:b/>
-          <w:sz w:val="28"/>
-          <w:szCs w:val="24"/>
-        </w:rPr>
-      </w:pPr>
-      <w:r>
-        <w:rPr>
-          <w:rFonts w:ascii="Times New Roman" w:hAnsi="Times New Roman" w:cs="Times New Roman"/>
-          <w:b/>
-          <w:sz w:val="28"/>
-          <w:szCs w:val="24"/>
-        </w:rPr>
-        <w:t>12. Заключение</w:t>
-      </w:r>
-    </w:p>
-    <w:p>
-      <w:pPr>
-        <w:spacing w:after="0" w:line="240" w:lineRule="auto"/>
-        <w:rPr>
-          <w:rFonts w:ascii="Times New Roman" w:hAnsi="Times New Roman" w:cs="Times New Roman"/>
-          <w:sz w:val="28"/>
-          <w:szCs w:val="24"/>
-        </w:rPr>
-      </w:pPr>
-    </w:p>
-    <w:p>
-      <w:pPr>
-        <w:pStyle w:val="2"/>
-        <w:rPr>
-          <w:rFonts w:ascii="Times New Roman" w:hAnsi="Times New Roman" w:cs="Times New Roman"/>
-          <w:sz w:val="28"/>
-          <w:szCs w:val="24"/>
-        </w:rPr>
-      </w:pPr>
-      <w:r>
-        <w:rPr>
-          <w:rFonts w:ascii="Times New Roman" w:hAnsi="Times New Roman" w:cs="Times New Roman"/>
-          <w:sz w:val="28"/>
-          <w:szCs w:val="24"/>
-        </w:rPr>
-        <w:t>12.1. Постигнати резултати</w:t>
-      </w:r>
-    </w:p>
-    <w:p>
-      <w:pPr>
-        <w:pStyle w:val="2"/>
-        <w:rPr>
-          <w:rFonts w:ascii="Times New Roman" w:hAnsi="Times New Roman" w:cs="Times New Roman"/>
-          <w:sz w:val="28"/>
-          <w:szCs w:val="24"/>
-        </w:rPr>
-      </w:pPr>
-      <w:r>
-        <w:rPr>
-          <w:rFonts w:ascii="Times New Roman" w:hAnsi="Times New Roman" w:cs="Times New Roman"/>
-          <w:sz w:val="28"/>
-          <w:szCs w:val="24"/>
-        </w:rPr>
-        <w:t>12.2. Възможности за бъдещо развитие</w:t>
-      </w:r>
-    </w:p>
-    <w:p>
-      <w:pPr>
-        <w:rPr>
-          <w:lang w:val="en-US"/>
-        </w:rPr>
-      </w:pPr>
-    </w:p>
-    <w:p>
-      <w:pPr>
-        <w:pStyle w:val="1"/>
-        <w:rPr>
-          <w:rFonts w:ascii="Times New Roman" w:hAnsi="Times New Roman" w:cs="Times New Roman"/>
-          <w:b/>
-          <w:sz w:val="28"/>
-          <w:szCs w:val="24"/>
-        </w:rPr>
-      </w:pPr>
-      <w:r>
-        <w:rPr>
-          <w:rFonts w:ascii="Times New Roman" w:hAnsi="Times New Roman" w:cs="Times New Roman"/>
-          <w:b/>
-          <w:sz w:val="28"/>
-          <w:szCs w:val="24"/>
-        </w:rPr>
-        <w:t>13. Използвана литература и източници</w:t>
-      </w:r>
     </w:p>
     <w:sectPr>
       <w:pgSz w:w="11906" w:h="16838"/>
@@ -6331,15 +6231,15 @@
     <w:lsdException w:name="List Table 6 Colorful Accent 6" w:uiPriority="51"/>
     <w:lsdException w:name="List Table 7 Colorful Accent 6" w:uiPriority="52"/>
   </w:latentStyles>
-  <w:style w:type="paragraph" w:default="1" w:styleId="a">
+  <w:style w:type="paragraph" w:default="1" w:styleId="Normal">
     <w:name w:val="Normal"/>
     <w:qFormat/>
   </w:style>
-  <w:style w:type="paragraph" w:styleId="1">
+  <w:style w:type="paragraph" w:styleId="Heading1">
     <w:name w:val="heading 1"/>
-    <w:basedOn w:val="a"/>
-    <w:next w:val="a"/>
-    <w:link w:val="10"/>
+    <w:basedOn w:val="Normal"/>
+    <w:next w:val="Normal"/>
+    <w:link w:val="Heading1Char"/>
     <w:uiPriority w:val="9"/>
     <w:qFormat/>
     <w:rsid w:val="00464323"/>
@@ -6356,11 +6256,11 @@
       <w:szCs w:val="32"/>
     </w:rPr>
   </w:style>
-  <w:style w:type="paragraph" w:styleId="2">
+  <w:style w:type="paragraph" w:styleId="Heading2">
     <w:name w:val="heading 2"/>
-    <w:basedOn w:val="a"/>
-    <w:next w:val="a"/>
-    <w:link w:val="20"/>
+    <w:basedOn w:val="Normal"/>
+    <w:next w:val="Normal"/>
+    <w:link w:val="Heading2Char"/>
     <w:uiPriority w:val="9"/>
     <w:unhideWhenUsed/>
     <w:qFormat/>
@@ -6378,13 +6278,13 @@
       <w:szCs w:val="26"/>
     </w:rPr>
   </w:style>
-  <w:style w:type="character" w:default="1" w:styleId="a0">
+  <w:style w:type="character" w:default="1" w:styleId="DefaultParagraphFont">
     <w:name w:val="Default Paragraph Font"/>
     <w:uiPriority w:val="1"/>
     <w:semiHidden/>
     <w:unhideWhenUsed/>
   </w:style>
-  <w:style w:type="table" w:default="1" w:styleId="a1">
+  <w:style w:type="table" w:default="1" w:styleId="TableNormal">
     <w:name w:val="Normal Table"/>
     <w:uiPriority w:val="99"/>
     <w:semiHidden/>
@@ -6399,15 +6299,15 @@
       </w:tblCellMar>
     </w:tblPr>
   </w:style>
-  <w:style w:type="numbering" w:default="1" w:styleId="a2">
+  <w:style w:type="numbering" w:default="1" w:styleId="NoList">
     <w:name w:val="No List"/>
     <w:uiPriority w:val="99"/>
     <w:semiHidden/>
     <w:unhideWhenUsed/>
   </w:style>
-  <w:style w:type="paragraph" w:styleId="a3">
+  <w:style w:type="paragraph" w:styleId="ListParagraph">
     <w:name w:val="List Paragraph"/>
-    <w:basedOn w:val="a"/>
+    <w:basedOn w:val="Normal"/>
     <w:uiPriority w:val="34"/>
     <w:qFormat/>
     <w:rsid w:val="000F582A"/>
@@ -6416,10 +6316,10 @@
       <w:contextualSpacing/>
     </w:pPr>
   </w:style>
-  <w:style w:type="character" w:customStyle="1" w:styleId="10">
-    <w:name w:val="Заглавие 1 Знак"/>
-    <w:basedOn w:val="a0"/>
-    <w:link w:val="1"/>
+  <w:style w:type="character" w:customStyle="1" w:styleId="Heading1Char">
+    <w:name w:val="Heading 1 Char"/>
+    <w:basedOn w:val="DefaultParagraphFont"/>
+    <w:link w:val="Heading1"/>
     <w:uiPriority w:val="9"/>
     <w:rsid w:val="00464323"/>
     <w:rPr>
@@ -6429,10 +6329,10 @@
       <w:szCs w:val="32"/>
     </w:rPr>
   </w:style>
-  <w:style w:type="character" w:customStyle="1" w:styleId="20">
-    <w:name w:val="Заглавие 2 Знак"/>
-    <w:basedOn w:val="a0"/>
-    <w:link w:val="2"/>
+  <w:style w:type="character" w:customStyle="1" w:styleId="Heading2Char">
+    <w:name w:val="Heading 2 Char"/>
+    <w:basedOn w:val="DefaultParagraphFont"/>
+    <w:link w:val="Heading2"/>
     <w:uiPriority w:val="9"/>
     <w:rsid w:val="00464323"/>
     <w:rPr>
